--- a/apostila/Apostila-2o-periodo-candidato.docx
+++ b/apostila/Apostila-2o-periodo-candidato.docx
@@ -510,7 +510,7 @@
       <w:r>
         <w:drawing>
           <wp:inline distT="0" distB="0" distL="0" distR="0">
-            <wp:extent cx="4476750" cy="1476375"/>
+            <wp:extent cx="4476750" cy="1428750"/>
             <wp:effectExtent t="0" r="0" b="0" l="0"/>
             <wp:docPr id="1" name="" descr="" title=""/>
             <wp:cNvGraphicFramePr>
@@ -535,7 +535,7 @@
                   <pic:spPr bwMode="auto">
                     <a:xfrm>
                       <a:off x="0" y="0"/>
-                      <a:ext cx="4476750" cy="1476375"/>
+                      <a:ext cx="4476750" cy="1428750"/>
                     </a:xfrm>
                     <a:prstGeom prst="rect">
                       <a:avLst/>
@@ -586,7 +586,7 @@
       <w:r>
         <w:drawing>
           <wp:inline distT="0" distB="0" distL="0" distR="0">
-            <wp:extent cx="4476750" cy="1323975"/>
+            <wp:extent cx="4476750" cy="1047750"/>
             <wp:effectExtent t="0" r="0" b="0" l="0"/>
             <wp:docPr id="1" name="" descr="" title=""/>
             <wp:cNvGraphicFramePr>
@@ -611,7 +611,7 @@
                   <pic:spPr bwMode="auto">
                     <a:xfrm>
                       <a:off x="0" y="0"/>
-                      <a:ext cx="4476750" cy="1323975"/>
+                      <a:ext cx="4476750" cy="1047750"/>
                     </a:xfrm>
                     <a:prstGeom prst="rect">
                       <a:avLst/>
@@ -2212,7 +2212,7 @@
       <w:r>
         <w:drawing>
           <wp:inline distT="0" distB="0" distL="0" distR="0">
-            <wp:extent cx="4476750" cy="3057525"/>
+            <wp:extent cx="4476750" cy="1247775"/>
             <wp:effectExtent t="0" r="0" b="0" l="0"/>
             <wp:docPr id="1" name="" descr="" title=""/>
             <wp:cNvGraphicFramePr>
@@ -2237,7 +2237,7 @@
                   <pic:spPr bwMode="auto">
                     <a:xfrm>
                       <a:off x="0" y="0"/>
-                      <a:ext cx="4476750" cy="3057525"/>
+                      <a:ext cx="4476750" cy="1247775"/>
                     </a:xfrm>
                     <a:prstGeom prst="rect">
                       <a:avLst/>
@@ -5235,7 +5235,7 @@
       <w:r>
         <w:drawing>
           <wp:inline distT="0" distB="0" distL="0" distR="0">
-            <wp:extent cx="4476750" cy="3057525"/>
+            <wp:extent cx="4476750" cy="1247775"/>
             <wp:effectExtent t="0" r="0" b="0" l="0"/>
             <wp:docPr id="1" name="" descr="" title=""/>
             <wp:cNvGraphicFramePr>
@@ -5260,7 +5260,7 @@
                   <pic:spPr bwMode="auto">
                     <a:xfrm>
                       <a:off x="0" y="0"/>
-                      <a:ext cx="4476750" cy="3057525"/>
+                      <a:ext cx="4476750" cy="1247775"/>
                     </a:xfrm>
                     <a:prstGeom prst="rect">
                       <a:avLst/>
@@ -8348,7 +8348,7 @@
       <w:r>
         <w:drawing>
           <wp:inline distT="0" distB="0" distL="0" distR="0">
-            <wp:extent cx="4476750" cy="1428750"/>
+            <wp:extent cx="4476750" cy="1143000"/>
             <wp:effectExtent t="0" r="0" b="0" l="0"/>
             <wp:docPr id="1" name="" descr="" title=""/>
             <wp:cNvGraphicFramePr>
@@ -8373,7 +8373,7 @@
                   <pic:spPr bwMode="auto">
                     <a:xfrm>
                       <a:off x="0" y="0"/>
-                      <a:ext cx="4476750" cy="1428750"/>
+                      <a:ext cx="4476750" cy="1143000"/>
                     </a:xfrm>
                     <a:prstGeom prst="rect">
                       <a:avLst/>
@@ -10004,7 +10004,7 @@
       <w:r>
         <w:drawing>
           <wp:inline distT="0" distB="0" distL="0" distR="0">
-            <wp:extent cx="4476750" cy="1514475"/>
+            <wp:extent cx="4476750" cy="1047750"/>
             <wp:effectExtent t="0" r="0" b="0" l="0"/>
             <wp:docPr id="1" name="" descr="" title=""/>
             <wp:cNvGraphicFramePr>
@@ -10029,7 +10029,7 @@
                   <pic:spPr bwMode="auto">
                     <a:xfrm>
                       <a:off x="0" y="0"/>
-                      <a:ext cx="4476750" cy="1514475"/>
+                      <a:ext cx="4476750" cy="1047750"/>
                     </a:xfrm>
                     <a:prstGeom prst="rect">
                       <a:avLst/>
@@ -10770,7 +10770,7 @@
       <w:r>
         <w:drawing>
           <wp:inline distT="0" distB="0" distL="0" distR="0">
-            <wp:extent cx="4476750" cy="3057525"/>
+            <wp:extent cx="4476750" cy="1247775"/>
             <wp:effectExtent t="0" r="0" b="0" l="0"/>
             <wp:docPr id="1" name="" descr="" title=""/>
             <wp:cNvGraphicFramePr>
@@ -10795,7 +10795,7 @@
                   <pic:spPr bwMode="auto">
                     <a:xfrm>
                       <a:off x="0" y="0"/>
-                      <a:ext cx="4476750" cy="3057525"/>
+                      <a:ext cx="4476750" cy="1247775"/>
                     </a:xfrm>
                     <a:prstGeom prst="rect">
                       <a:avLst/>

--- a/apostila/Apostila-2o-periodo-candidato.docx
+++ b/apostila/Apostila-2o-periodo-candidato.docx
@@ -510,7 +510,7 @@
       <w:r>
         <w:drawing>
           <wp:inline distT="0" distB="0" distL="0" distR="0">
-            <wp:extent cx="4476750" cy="1428750"/>
+            <wp:extent cx="5848350" cy="2914650"/>
             <wp:effectExtent t="0" r="0" b="0" l="0"/>
             <wp:docPr id="1" name="" descr="" title=""/>
             <wp:cNvGraphicFramePr>
@@ -535,7 +535,7 @@
                   <pic:spPr bwMode="auto">
                     <a:xfrm>
                       <a:off x="0" y="0"/>
-                      <a:ext cx="4476750" cy="1428750"/>
+                      <a:ext cx="5848350" cy="2914650"/>
                     </a:xfrm>
                     <a:prstGeom prst="rect">
                       <a:avLst/>
@@ -586,7 +586,7 @@
       <w:r>
         <w:drawing>
           <wp:inline distT="0" distB="0" distL="0" distR="0">
-            <wp:extent cx="4476750" cy="1047750"/>
+            <wp:extent cx="5848350" cy="2133600"/>
             <wp:effectExtent t="0" r="0" b="0" l="0"/>
             <wp:docPr id="1" name="" descr="" title=""/>
             <wp:cNvGraphicFramePr>
@@ -611,7 +611,7 @@
                   <pic:spPr bwMode="auto">
                     <a:xfrm>
                       <a:off x="0" y="0"/>
-                      <a:ext cx="4476750" cy="1047750"/>
+                      <a:ext cx="5848350" cy="2133600"/>
                     </a:xfrm>
                     <a:prstGeom prst="rect">
                       <a:avLst/>
@@ -2212,7 +2212,7 @@
       <w:r>
         <w:drawing>
           <wp:inline distT="0" distB="0" distL="0" distR="0">
-            <wp:extent cx="4476750" cy="1247775"/>
+            <wp:extent cx="3476625" cy="2543175"/>
             <wp:effectExtent t="0" r="0" b="0" l="0"/>
             <wp:docPr id="1" name="" descr="" title=""/>
             <wp:cNvGraphicFramePr>
@@ -2237,7 +2237,7 @@
                   <pic:spPr bwMode="auto">
                     <a:xfrm>
                       <a:off x="0" y="0"/>
-                      <a:ext cx="4476750" cy="1247775"/>
+                      <a:ext cx="3476625" cy="2543175"/>
                     </a:xfrm>
                     <a:prstGeom prst="rect">
                       <a:avLst/>
@@ -5235,7 +5235,7 @@
       <w:r>
         <w:drawing>
           <wp:inline distT="0" distB="0" distL="0" distR="0">
-            <wp:extent cx="4476750" cy="1247775"/>
+            <wp:extent cx="3476625" cy="2543175"/>
             <wp:effectExtent t="0" r="0" b="0" l="0"/>
             <wp:docPr id="1" name="" descr="" title=""/>
             <wp:cNvGraphicFramePr>
@@ -5260,7 +5260,7 @@
                   <pic:spPr bwMode="auto">
                     <a:xfrm>
                       <a:off x="0" y="0"/>
-                      <a:ext cx="4476750" cy="1247775"/>
+                      <a:ext cx="3476625" cy="2543175"/>
                     </a:xfrm>
                     <a:prstGeom prst="rect">
                       <a:avLst/>
@@ -8348,7 +8348,7 @@
       <w:r>
         <w:drawing>
           <wp:inline distT="0" distB="0" distL="0" distR="0">
-            <wp:extent cx="4476750" cy="1143000"/>
+            <wp:extent cx="5848350" cy="2343150"/>
             <wp:effectExtent t="0" r="0" b="0" l="0"/>
             <wp:docPr id="1" name="" descr="" title=""/>
             <wp:cNvGraphicFramePr>
@@ -8373,7 +8373,7 @@
                   <pic:spPr bwMode="auto">
                     <a:xfrm>
                       <a:off x="0" y="0"/>
-                      <a:ext cx="4476750" cy="1143000"/>
+                      <a:ext cx="5848350" cy="2343150"/>
                     </a:xfrm>
                     <a:prstGeom prst="rect">
                       <a:avLst/>
@@ -10004,7 +10004,7 @@
       <w:r>
         <w:drawing>
           <wp:inline distT="0" distB="0" distL="0" distR="0">
-            <wp:extent cx="4476750" cy="1047750"/>
+            <wp:extent cx="5848350" cy="2143125"/>
             <wp:effectExtent t="0" r="0" b="0" l="0"/>
             <wp:docPr id="1" name="" descr="" title=""/>
             <wp:cNvGraphicFramePr>
@@ -10029,7 +10029,7 @@
                   <pic:spPr bwMode="auto">
                     <a:xfrm>
                       <a:off x="0" y="0"/>
-                      <a:ext cx="4476750" cy="1047750"/>
+                      <a:ext cx="5848350" cy="2143125"/>
                     </a:xfrm>
                     <a:prstGeom prst="rect">
                       <a:avLst/>
@@ -10770,7 +10770,7 @@
       <w:r>
         <w:drawing>
           <wp:inline distT="0" distB="0" distL="0" distR="0">
-            <wp:extent cx="4476750" cy="1247775"/>
+            <wp:extent cx="3476625" cy="2543175"/>
             <wp:effectExtent t="0" r="0" b="0" l="0"/>
             <wp:docPr id="1" name="" descr="" title=""/>
             <wp:cNvGraphicFramePr>
@@ -10795,7 +10795,7 @@
                   <pic:spPr bwMode="auto">
                     <a:xfrm>
                       <a:off x="0" y="0"/>
-                      <a:ext cx="4476750" cy="1247775"/>
+                      <a:ext cx="3476625" cy="2543175"/>
                     </a:xfrm>
                     <a:prstGeom prst="rect">
                       <a:avLst/>

--- a/apostila/Apostila-2o-periodo-candidato.docx
+++ b/apostila/Apostila-2o-periodo-candidato.docx
@@ -12519,7 +12519,7 @@
           <w:sz w:val="17"/>
           <w:szCs w:val="17"/>
         </w:rPr>
-        <w:t xml:space="preserve">MSA · continuação da aula anterior</w:t>
+        <w:t xml:space="preserve">MSA · tópicos 4.1 a 5.5</w:t>
       </w:r>
     </w:p>
     <w:p>
@@ -12690,121 +12690,6 @@
                 <w:szCs w:val="20"/>
               </w:rPr>
               <w:t xml:space="preserve">Prepare o hino que vai apresentar e toque-o três vezes seguidas sem parar, em dias diferentes.</w:t>
-            </w:r>
-          </w:p>
-        </w:tc>
-      </w:tr>
-    </w:tbl>
-    <w:p>
-      <w:r>
-        <w:br w:type="page"/>
-      </w:r>
-    </w:p>
-    <w:p>
-      <w:pPr>
-        <w:pStyle w:val="Heading1"/>
-        <w:spacing w:after="50"/>
-      </w:pPr>
-      <w:r>
-        <w:rPr>
-          <w:rFonts w:ascii="Cambria" w:cs="Cambria" w:eastAsia="Cambria" w:hAnsi="Cambria"/>
-          <w:b/>
-          <w:bCs/>
-          <w:color w:val="1F5673"/>
-          <w:sz w:val="30"/>
-          <w:szCs w:val="30"/>
-        </w:rPr>
-        <w:t xml:space="preserve">Aula 16</w:t>
-      </w:r>
-    </w:p>
-    <w:p>
-      <w:pPr>
-        <w:pBdr>
-          <w:bottom w:val="single" w:color="D6DCDA" w:sz="6" w:space="6"/>
-        </w:pBdr>
-        <w:spacing w:after="90"/>
-      </w:pPr>
-      <w:r>
-        <w:rPr>
-          <w:rFonts w:ascii="Cambria" w:cs="Cambria" w:eastAsia="Cambria" w:hAnsi="Cambria"/>
-          <w:color w:val="16212A"/>
-          <w:sz w:val="26"/>
-          <w:szCs w:val="26"/>
-        </w:rPr>
-        <w:t xml:space="preserve">Avaliação do 2º Período</w:t>
-      </w:r>
-    </w:p>
-    <w:p>
-      <w:pPr>
-        <w:spacing w:after="220" w:line="300"/>
-      </w:pPr>
-      <w:r>
-        <w:rPr>
-          <w:rFonts w:ascii="Calibri" w:cs="Calibri" w:eastAsia="Calibri" w:hAnsi="Calibri"/>
-          <w:caps/>
-          <w:color w:val="5C6B75"/>
-          <w:spacing w:val="16"/>
-          <w:sz w:val="17"/>
-          <w:szCs w:val="17"/>
-        </w:rPr>
-        <w:t xml:space="preserve">MSA · tópicos 4.1 a 5.5</w:t>
-      </w:r>
-    </w:p>
-    <w:tbl>
-      <w:tblPr>
-        <w:tblW w:type="dxa" w:w="9350"/>
-        <w:tblBorders>
-          <w:top w:val="single" w:color="D6DCDA" w:sz="2"/>
-          <w:left w:val="single" w:color="1F5673" w:sz="18"/>
-          <w:bottom w:val="single" w:color="D6DCDA" w:sz="2"/>
-          <w:right w:val="single" w:color="D6DCDA" w:sz="2"/>
-          <w:insideH w:val="none" w:color="FFFFFF" w:sz="0"/>
-          <w:insideV w:val="none" w:color="FFFFFF" w:sz="0"/>
-        </w:tblBorders>
-      </w:tblPr>
-      <w:tblGrid>
-        <w:gridCol w:w="9350"/>
-      </w:tblGrid>
-      <w:tr>
-        <w:tc>
-          <w:tcPr>
-            <w:tcW w:type="dxa" w:w="9350"/>
-            <w:shd w:fill="F2F4F3" w:val="clear"/>
-            <w:tcMar>
-              <w:top w:type="dxa" w:w="140"/>
-              <w:left w:type="dxa" w:w="200"/>
-              <w:bottom w:type="dxa" w:w="140"/>
-              <w:right w:type="dxa" w:w="200"/>
-            </w:tcMar>
-          </w:tcPr>
-          <w:p>
-            <w:pPr>
-              <w:spacing w:after="70" w:line="300"/>
-            </w:pPr>
-            <w:r>
-              <w:rPr>
-                <w:rFonts w:ascii="Calibri" w:cs="Calibri" w:eastAsia="Calibri" w:hAnsi="Calibri"/>
-                <w:b/>
-                <w:bCs/>
-                <w:color w:val="16212A"/>
-                <w:sz w:val="21"/>
-                <w:szCs w:val="21"/>
-              </w:rPr>
-              <w:t xml:space="preserve">Conclusão dos exercícios individuais</w:t>
-            </w:r>
-          </w:p>
-          <w:p>
-            <w:pPr>
-              <w:spacing w:after="0" w:line="300"/>
-            </w:pPr>
-            <w:r>
-              <w:rPr>
-                <w:rFonts w:ascii="Calibri" w:cs="Calibri" w:eastAsia="Calibri" w:hAnsi="Calibri"/>
-                <w:color w:val="16212A"/>
-                <w:sz w:val="21"/>
-                <w:szCs w:val="21"/>
-              </w:rPr>
-              <w:t xml:space="preserve">Aula reservada às apresentações pendentes do período. Confira nas páginas anteriores os exercícios de prática ainda sem o visto do instrutor.</w:t>
             </w:r>
           </w:p>
         </w:tc>

--- a/apostila/Apostila-2o-periodo-candidato.docx
+++ b/apostila/Apostila-2o-periodo-candidato.docx
@@ -1626,7 +1626,7 @@
           <w:sz w:val="16"/>
           <w:szCs w:val="16"/>
         </w:rPr>
-        <w:t xml:space="preserve">nível 1</w:t>
+        <w:t xml:space="preserve">nível 2</w:t>
       </w:r>
     </w:p>
     <w:p>
@@ -1641,7 +1641,7 @@
           <w:sz w:val="21"/>
           <w:szCs w:val="21"/>
         </w:rPr>
-        <w:t xml:space="preserve">O que é intervalo?</w:t>
+        <w:t xml:space="preserve">Como se conta um intervalo entre duas notas?</w:t>
       </w:r>
     </w:p>
     <w:p>
@@ -1690,90 +1690,6 @@
           <w:szCs w:val="21"/>
         </w:rPr>
         <w:t xml:space="preserve">12. </w:t>
-      </w:r>
-      <w:r>
-        <w:rPr>
-          <w:rFonts w:ascii="Calibri" w:cs="Calibri" w:eastAsia="Calibri" w:hAnsi="Calibri"/>
-          <w:b/>
-          <w:bCs/>
-          <w:color w:val="1F5673"/>
-          <w:spacing w:val="16"/>
-          <w:sz w:val="16"/>
-          <w:szCs w:val="16"/>
-        </w:rPr>
-        <w:t xml:space="preserve">IDENTIFICAR  </w:t>
-      </w:r>
-      <w:r>
-        <w:rPr>
-          <w:rFonts w:ascii="Calibri" w:cs="Calibri" w:eastAsia="Calibri" w:hAnsi="Calibri"/>
-          <w:color w:val="5C6B75"/>
-          <w:sz w:val="16"/>
-          <w:szCs w:val="16"/>
-        </w:rPr>
-        <w:t xml:space="preserve">nível 2</w:t>
-      </w:r>
-    </w:p>
-    <w:p>
-      <w:pPr>
-        <w:spacing w:after="40" w:line="300"/>
-        <w:ind w:left="340"/>
-      </w:pPr>
-      <w:r>
-        <w:rPr>
-          <w:rFonts w:ascii="Calibri" w:cs="Calibri" w:eastAsia="Calibri" w:hAnsi="Calibri"/>
-          <w:color w:val="16212A"/>
-          <w:sz w:val="21"/>
-          <w:szCs w:val="21"/>
-        </w:rPr>
-        <w:t xml:space="preserve">Como se conta um intervalo entre duas notas?</w:t>
-      </w:r>
-    </w:p>
-    <w:p>
-      <w:pPr>
-        <w:pBdr>
-          <w:bottom w:val="dotted" w:color="AFBAC0" w:sz="6" w:space="2"/>
-        </w:pBdr>
-        <w:spacing w:after="0" w:before="200"/>
-        <w:ind w:left="340"/>
-      </w:pPr>
-      <w:r>
-        <w:rPr>
-          <w:sz w:val="20"/>
-          <w:szCs w:val="20"/>
-        </w:rPr>
-        <w:t xml:space="preserve"/>
-      </w:r>
-    </w:p>
-    <w:p>
-      <w:pPr>
-        <w:pBdr>
-          <w:bottom w:val="dotted" w:color="AFBAC0" w:sz="6" w:space="2"/>
-        </w:pBdr>
-        <w:spacing w:after="0" w:before="200"/>
-        <w:ind w:left="340"/>
-      </w:pPr>
-      <w:r>
-        <w:rPr>
-          <w:sz w:val="20"/>
-          <w:szCs w:val="20"/>
-        </w:rPr>
-        <w:t xml:space="preserve"/>
-      </w:r>
-    </w:p>
-    <w:p>
-      <w:pPr>
-        <w:spacing w:after="50" w:before="240"/>
-      </w:pPr>
-      <w:r>
-        <w:rPr>
-          <w:rFonts w:ascii="Calibri" w:cs="Calibri" w:eastAsia="Calibri" w:hAnsi="Calibri"/>
-          <w:b/>
-          <w:bCs/>
-          <w:color w:val="16212A"/>
-          <w:sz w:val="21"/>
-          <w:szCs w:val="21"/>
-        </w:rPr>
-        <w:t xml:space="preserve">13. </w:t>
       </w:r>
       <w:r>
         <w:rPr>
@@ -4598,7 +4514,7 @@
           <w:sz w:val="21"/>
           <w:szCs w:val="21"/>
         </w:rPr>
-        <w:t xml:space="preserve">Faça a leitura métrica do hino indicado inteiro, do começo ao fim, sem parar.</w:t>
+        <w:t xml:space="preserve">Faça a leitura métrica de um hino em 3/4, inteiro, do começo ao fim, sem parar.</w:t>
       </w:r>
     </w:p>
     <w:p>
@@ -7762,7 +7678,7 @@
           <w:sz w:val="21"/>
           <w:szCs w:val="21"/>
         </w:rPr>
-        <w:t xml:space="preserve">Apresente a leitura métrica completa do hino indicado, do começo ao fim, sem parar.</w:t>
+        <w:t xml:space="preserve">Apresente a leitura métrica de um hino em 2/4, inteiro e sem parar.</w:t>
       </w:r>
     </w:p>
     <w:p>

--- a/apostila/Apostila-2o-periodo-candidato.docx
+++ b/apostila/Apostila-2o-periodo-candidato.docx
@@ -2754,6 +2754,100 @@
                 <w:sz w:val="19"/>
                 <w:szCs w:val="19"/>
               </w:rPr>
+              <w:t xml:space="preserve">Hino 184 — Sol maior · Solene</w:t>
+            </w:r>
+          </w:p>
+          <w:p>
+            <w:pPr>
+              <w:spacing w:after="25" w:line="280"/>
+              <w:ind w:left="200"/>
+            </w:pPr>
+            <w:r>
+              <w:rPr>
+                <w:rFonts w:ascii="Calibri" w:cs="Calibri" w:eastAsia="Calibri" w:hAnsi="Calibri"/>
+                <w:color w:val="16212A"/>
+                <w:sz w:val="19"/>
+                <w:szCs w:val="19"/>
+              </w:rPr>
+              <w:t xml:space="preserve">· O hino 184 está na lista do GEM para esta aula. Localize nele o que a aula estudou e mostre onde está.</w:t>
+            </w:r>
+          </w:p>
+          <w:p>
+            <w:pPr>
+              <w:pBdr>
+                <w:bottom w:val="dotted" w:color="AFBAC0" w:sz="6" w:space="2"/>
+              </w:pBdr>
+              <w:spacing w:after="0" w:before="200"/>
+              <w:ind w:left="340"/>
+            </w:pPr>
+            <w:r>
+              <w:rPr>
+                <w:sz w:val="20"/>
+                <w:szCs w:val="20"/>
+              </w:rPr>
+              <w:t xml:space="preserve"/>
+            </w:r>
+          </w:p>
+          <w:p>
+            <w:pPr>
+              <w:spacing w:after="35" w:before="70" w:line="300"/>
+            </w:pPr>
+            <w:r>
+              <w:rPr>
+                <w:rFonts w:ascii="Calibri" w:cs="Calibri" w:eastAsia="Calibri" w:hAnsi="Calibri"/>
+                <w:b/>
+                <w:bCs/>
+                <w:color w:val="16212A"/>
+                <w:sz w:val="19"/>
+                <w:szCs w:val="19"/>
+              </w:rPr>
+              <w:t xml:space="preserve">Hino 397 — Lá♭ maior · ♩ = 66-80</w:t>
+            </w:r>
+          </w:p>
+          <w:p>
+            <w:pPr>
+              <w:spacing w:after="25" w:line="280"/>
+              <w:ind w:left="200"/>
+            </w:pPr>
+            <w:r>
+              <w:rPr>
+                <w:rFonts w:ascii="Calibri" w:cs="Calibri" w:eastAsia="Calibri" w:hAnsi="Calibri"/>
+                <w:color w:val="16212A"/>
+                <w:sz w:val="19"/>
+                <w:szCs w:val="19"/>
+              </w:rPr>
+              <w:t xml:space="preserve">· O hino 397 está na lista do GEM para esta aula. Localize nele o que a aula estudou e mostre onde está.</w:t>
+            </w:r>
+          </w:p>
+          <w:p>
+            <w:pPr>
+              <w:pBdr>
+                <w:bottom w:val="dotted" w:color="AFBAC0" w:sz="6" w:space="2"/>
+              </w:pBdr>
+              <w:spacing w:after="0" w:before="200"/>
+              <w:ind w:left="340"/>
+            </w:pPr>
+            <w:r>
+              <w:rPr>
+                <w:sz w:val="20"/>
+                <w:szCs w:val="20"/>
+              </w:rPr>
+              <w:t xml:space="preserve"/>
+            </w:r>
+          </w:p>
+          <w:p>
+            <w:pPr>
+              <w:spacing w:after="35" w:before="70" w:line="300"/>
+            </w:pPr>
+            <w:r>
+              <w:rPr>
+                <w:rFonts w:ascii="Calibri" w:cs="Calibri" w:eastAsia="Calibri" w:hAnsi="Calibri"/>
+                <w:b/>
+                <w:bCs/>
+                <w:color w:val="16212A"/>
+                <w:sz w:val="19"/>
+                <w:szCs w:val="19"/>
+              </w:rPr>
               <w:t xml:space="preserve">Hino 333 — Dó maior</w:t>
             </w:r>
           </w:p>
@@ -3422,7 +3516,7 @@
                 <w:sz w:val="19"/>
                 <w:szCs w:val="19"/>
               </w:rPr>
-              <w:t xml:space="preserve">Hino 131 — Sol maior · ♩ = 63-80</w:t>
+              <w:t xml:space="preserve">Hino 64 — Fá maior · ♩ = 69-88</w:t>
             </w:r>
           </w:p>
           <w:p>
@@ -3437,7 +3531,7 @@
                 <w:sz w:val="19"/>
                 <w:szCs w:val="19"/>
               </w:rPr>
-              <w:t xml:space="preserve">· O hino 131 está na lista do GEM para esta aula. Localize nele o que a aula estudou e mostre onde está.</w:t>
+              <w:t xml:space="preserve">· O hino 64 está na lista do GEM para esta aula. Localize nele o que a aula estudou e mostre onde está.</w:t>
             </w:r>
           </w:p>
           <w:p>
@@ -3469,7 +3563,7 @@
                 <w:sz w:val="19"/>
                 <w:szCs w:val="19"/>
               </w:rPr>
-              <w:t xml:space="preserve">Hino 235 — Fá maior · ♩ = 84-104</w:t>
+              <w:t xml:space="preserve">Hino 373 — Lá♭ maior · ♩ = 63-80</w:t>
             </w:r>
           </w:p>
           <w:p>
@@ -3484,7 +3578,54 @@
                 <w:sz w:val="19"/>
                 <w:szCs w:val="19"/>
               </w:rPr>
-              <w:t xml:space="preserve">· O hino 235 está na lista do GEM para esta aula. Localize nele o que a aula estudou e mostre onde está.</w:t>
+              <w:t xml:space="preserve">· O hino 373 está na lista do GEM para esta aula. Localize nele o que a aula estudou e mostre onde está.</w:t>
+            </w:r>
+          </w:p>
+          <w:p>
+            <w:pPr>
+              <w:pBdr>
+                <w:bottom w:val="dotted" w:color="AFBAC0" w:sz="6" w:space="2"/>
+              </w:pBdr>
+              <w:spacing w:after="0" w:before="200"/>
+              <w:ind w:left="340"/>
+            </w:pPr>
+            <w:r>
+              <w:rPr>
+                <w:sz w:val="20"/>
+                <w:szCs w:val="20"/>
+              </w:rPr>
+              <w:t xml:space="preserve"/>
+            </w:r>
+          </w:p>
+          <w:p>
+            <w:pPr>
+              <w:spacing w:after="35" w:before="70" w:line="300"/>
+            </w:pPr>
+            <w:r>
+              <w:rPr>
+                <w:rFonts w:ascii="Calibri" w:cs="Calibri" w:eastAsia="Calibri" w:hAnsi="Calibri"/>
+                <w:b/>
+                <w:bCs/>
+                <w:color w:val="16212A"/>
+                <w:sz w:val="19"/>
+                <w:szCs w:val="19"/>
+              </w:rPr>
+              <w:t xml:space="preserve">Hino 131 — Sol maior · ♩ = 63-80</w:t>
+            </w:r>
+          </w:p>
+          <w:p>
+            <w:pPr>
+              <w:spacing w:after="25" w:line="280"/>
+              <w:ind w:left="200"/>
+            </w:pPr>
+            <w:r>
+              <w:rPr>
+                <w:rFonts w:ascii="Calibri" w:cs="Calibri" w:eastAsia="Calibri" w:hAnsi="Calibri"/>
+                <w:color w:val="16212A"/>
+                <w:sz w:val="19"/>
+                <w:szCs w:val="19"/>
+              </w:rPr>
+              <w:t xml:space="preserve">· O hino 131 está na lista do GEM para esta aula. Localize nele o que a aula estudou e mostre onde está.</w:t>
             </w:r>
           </w:p>
           <w:p>
@@ -4137,7 +4278,7 @@
                 <w:sz w:val="19"/>
                 <w:szCs w:val="19"/>
               </w:rPr>
-              <w:t xml:space="preserve">Hino 131 — Sol maior · ♩ = 63-80</w:t>
+              <w:t xml:space="preserve">Hino 64 — Fá maior · ♩ = 69-88</w:t>
             </w:r>
           </w:p>
           <w:p>
@@ -4152,7 +4293,7 @@
                 <w:sz w:val="19"/>
                 <w:szCs w:val="19"/>
               </w:rPr>
-              <w:t xml:space="preserve">· O hino 131 está na lista do GEM para esta aula. Localize nele o que a aula estudou e mostre onde está.</w:t>
+              <w:t xml:space="preserve">· O hino 64 está na lista do GEM para esta aula. Localize nele o que a aula estudou e mostre onde está.</w:t>
             </w:r>
           </w:p>
           <w:p>
@@ -4184,7 +4325,7 @@
                 <w:sz w:val="19"/>
                 <w:szCs w:val="19"/>
               </w:rPr>
-              <w:t xml:space="preserve">Hino 235 — Fá maior · ♩ = 84-104</w:t>
+              <w:t xml:space="preserve">Hino 373 — Lá♭ maior · ♩ = 63-80</w:t>
             </w:r>
           </w:p>
           <w:p>
@@ -4199,7 +4340,54 @@
                 <w:sz w:val="19"/>
                 <w:szCs w:val="19"/>
               </w:rPr>
-              <w:t xml:space="preserve">· O hino 235 está na lista do GEM para esta aula. Localize nele o que a aula estudou e mostre onde está.</w:t>
+              <w:t xml:space="preserve">· O hino 373 está na lista do GEM para esta aula. Localize nele o que a aula estudou e mostre onde está.</w:t>
+            </w:r>
+          </w:p>
+          <w:p>
+            <w:pPr>
+              <w:pBdr>
+                <w:bottom w:val="dotted" w:color="AFBAC0" w:sz="6" w:space="2"/>
+              </w:pBdr>
+              <w:spacing w:after="0" w:before="200"/>
+              <w:ind w:left="340"/>
+            </w:pPr>
+            <w:r>
+              <w:rPr>
+                <w:sz w:val="20"/>
+                <w:szCs w:val="20"/>
+              </w:rPr>
+              <w:t xml:space="preserve"/>
+            </w:r>
+          </w:p>
+          <w:p>
+            <w:pPr>
+              <w:spacing w:after="35" w:before="70" w:line="300"/>
+            </w:pPr>
+            <w:r>
+              <w:rPr>
+                <w:rFonts w:ascii="Calibri" w:cs="Calibri" w:eastAsia="Calibri" w:hAnsi="Calibri"/>
+                <w:b/>
+                <w:bCs/>
+                <w:color w:val="16212A"/>
+                <w:sz w:val="19"/>
+                <w:szCs w:val="19"/>
+              </w:rPr>
+              <w:t xml:space="preserve">Hino 131 — Sol maior · ♩ = 63-80</w:t>
+            </w:r>
+          </w:p>
+          <w:p>
+            <w:pPr>
+              <w:spacing w:after="25" w:line="280"/>
+              <w:ind w:left="200"/>
+            </w:pPr>
+            <w:r>
+              <w:rPr>
+                <w:rFonts w:ascii="Calibri" w:cs="Calibri" w:eastAsia="Calibri" w:hAnsi="Calibri"/>
+                <w:color w:val="16212A"/>
+                <w:sz w:val="19"/>
+                <w:szCs w:val="19"/>
+              </w:rPr>
+              <w:t xml:space="preserve">· O hino 131 está na lista do GEM para esta aula. Localize nele o que a aula estudou e mostre onde está.</w:t>
             </w:r>
           </w:p>
           <w:p>
@@ -4868,7 +5056,7 @@
                 <w:sz w:val="19"/>
                 <w:szCs w:val="19"/>
               </w:rPr>
-              <w:t xml:space="preserve">Hino 131 — Sol maior · ♩ = 63-80</w:t>
+              <w:t xml:space="preserve">Hino 64 — Fá maior · ♩ = 69-88</w:t>
             </w:r>
           </w:p>
           <w:p>
@@ -4883,7 +5071,7 @@
                 <w:sz w:val="19"/>
                 <w:szCs w:val="19"/>
               </w:rPr>
-              <w:t xml:space="preserve">· O hino 131 está na lista do GEM para esta aula. Localize nele o que a aula estudou e mostre onde está.</w:t>
+              <w:t xml:space="preserve">· O hino 64 está na lista do GEM para esta aula. Localize nele o que a aula estudou e mostre onde está.</w:t>
             </w:r>
           </w:p>
           <w:p>
@@ -4915,7 +5103,7 @@
                 <w:sz w:val="19"/>
                 <w:szCs w:val="19"/>
               </w:rPr>
-              <w:t xml:space="preserve">Hino 235 — Fá maior · ♩ = 84-104</w:t>
+              <w:t xml:space="preserve">Hino 373 — Lá♭ maior · ♩ = 63-80</w:t>
             </w:r>
           </w:p>
           <w:p>
@@ -4930,7 +5118,54 @@
                 <w:sz w:val="19"/>
                 <w:szCs w:val="19"/>
               </w:rPr>
-              <w:t xml:space="preserve">· O hino 235 está na lista do GEM para esta aula. Localize nele o que a aula estudou e mostre onde está.</w:t>
+              <w:t xml:space="preserve">· O hino 373 está na lista do GEM para esta aula. Localize nele o que a aula estudou e mostre onde está.</w:t>
+            </w:r>
+          </w:p>
+          <w:p>
+            <w:pPr>
+              <w:pBdr>
+                <w:bottom w:val="dotted" w:color="AFBAC0" w:sz="6" w:space="2"/>
+              </w:pBdr>
+              <w:spacing w:after="0" w:before="200"/>
+              <w:ind w:left="340"/>
+            </w:pPr>
+            <w:r>
+              <w:rPr>
+                <w:sz w:val="20"/>
+                <w:szCs w:val="20"/>
+              </w:rPr>
+              <w:t xml:space="preserve"/>
+            </w:r>
+          </w:p>
+          <w:p>
+            <w:pPr>
+              <w:spacing w:after="35" w:before="70" w:line="300"/>
+            </w:pPr>
+            <w:r>
+              <w:rPr>
+                <w:rFonts w:ascii="Calibri" w:cs="Calibri" w:eastAsia="Calibri" w:hAnsi="Calibri"/>
+                <w:b/>
+                <w:bCs/>
+                <w:color w:val="16212A"/>
+                <w:sz w:val="19"/>
+                <w:szCs w:val="19"/>
+              </w:rPr>
+              <w:t xml:space="preserve">Hino 131 — Sol maior · ♩ = 63-80</w:t>
+            </w:r>
+          </w:p>
+          <w:p>
+            <w:pPr>
+              <w:spacing w:after="25" w:line="280"/>
+              <w:ind w:left="200"/>
+            </w:pPr>
+            <w:r>
+              <w:rPr>
+                <w:rFonts w:ascii="Calibri" w:cs="Calibri" w:eastAsia="Calibri" w:hAnsi="Calibri"/>
+                <w:color w:val="16212A"/>
+                <w:sz w:val="19"/>
+                <w:szCs w:val="19"/>
+              </w:rPr>
+              <w:t xml:space="preserve">· O hino 131 está na lista do GEM para esta aula. Localize nele o que a aula estudou e mostre onde está.</w:t>
             </w:r>
           </w:p>
           <w:p>
@@ -5809,6 +6044,53 @@
                 <w:sz w:val="19"/>
                 <w:szCs w:val="19"/>
               </w:rPr>
+              <w:t xml:space="preserve">Hino 158 — Dó maior · ♩ = 60-72</w:t>
+            </w:r>
+          </w:p>
+          <w:p>
+            <w:pPr>
+              <w:spacing w:after="25" w:line="280"/>
+              <w:ind w:left="200"/>
+            </w:pPr>
+            <w:r>
+              <w:rPr>
+                <w:rFonts w:ascii="Calibri" w:cs="Calibri" w:eastAsia="Calibri" w:hAnsi="Calibri"/>
+                <w:color w:val="16212A"/>
+                <w:sz w:val="19"/>
+                <w:szCs w:val="19"/>
+              </w:rPr>
+              <w:t xml:space="preserve">· O hino 158 está na lista do GEM para esta aula. Localize nele o que a aula estudou e mostre onde está.</w:t>
+            </w:r>
+          </w:p>
+          <w:p>
+            <w:pPr>
+              <w:pBdr>
+                <w:bottom w:val="dotted" w:color="AFBAC0" w:sz="6" w:space="2"/>
+              </w:pBdr>
+              <w:spacing w:after="0" w:before="200"/>
+              <w:ind w:left="340"/>
+            </w:pPr>
+            <w:r>
+              <w:rPr>
+                <w:sz w:val="20"/>
+                <w:szCs w:val="20"/>
+              </w:rPr>
+              <w:t xml:space="preserve"/>
+            </w:r>
+          </w:p>
+          <w:p>
+            <w:pPr>
+              <w:spacing w:after="35" w:before="70" w:line="300"/>
+            </w:pPr>
+            <w:r>
+              <w:rPr>
+                <w:rFonts w:ascii="Calibri" w:cs="Calibri" w:eastAsia="Calibri" w:hAnsi="Calibri"/>
+                <w:b/>
+                <w:bCs/>
+                <w:color w:val="16212A"/>
+                <w:sz w:val="19"/>
+                <w:szCs w:val="19"/>
+              </w:rPr>
               <w:t xml:space="preserve">Hino 419 — Sol maior · em 4</w:t>
             </w:r>
           </w:p>
@@ -6570,6 +6852,53 @@
                 <w:sz w:val="19"/>
                 <w:szCs w:val="19"/>
               </w:rPr>
+              <w:t xml:space="preserve">Hino 266 — Si♭ maior</w:t>
+            </w:r>
+          </w:p>
+          <w:p>
+            <w:pPr>
+              <w:spacing w:after="25" w:line="280"/>
+              <w:ind w:left="200"/>
+            </w:pPr>
+            <w:r>
+              <w:rPr>
+                <w:rFonts w:ascii="Calibri" w:cs="Calibri" w:eastAsia="Calibri" w:hAnsi="Calibri"/>
+                <w:color w:val="16212A"/>
+                <w:sz w:val="19"/>
+                <w:szCs w:val="19"/>
+              </w:rPr>
+              <w:t xml:space="preserve">· O hino 266 está na lista do GEM para esta aula. Localize nele o que a aula estudou e mostre onde está.</w:t>
+            </w:r>
+          </w:p>
+          <w:p>
+            <w:pPr>
+              <w:pBdr>
+                <w:bottom w:val="dotted" w:color="AFBAC0" w:sz="6" w:space="2"/>
+              </w:pBdr>
+              <w:spacing w:after="0" w:before="200"/>
+              <w:ind w:left="340"/>
+            </w:pPr>
+            <w:r>
+              <w:rPr>
+                <w:sz w:val="20"/>
+                <w:szCs w:val="20"/>
+              </w:rPr>
+              <w:t xml:space="preserve"/>
+            </w:r>
+          </w:p>
+          <w:p>
+            <w:pPr>
+              <w:spacing w:after="35" w:before="70" w:line="300"/>
+            </w:pPr>
+            <w:r>
+              <w:rPr>
+                <w:rFonts w:ascii="Calibri" w:cs="Calibri" w:eastAsia="Calibri" w:hAnsi="Calibri"/>
+                <w:b/>
+                <w:bCs/>
+                <w:color w:val="16212A"/>
+                <w:sz w:val="19"/>
+                <w:szCs w:val="19"/>
+              </w:rPr>
               <w:t xml:space="preserve">Hino 53 — Mi♭ maior · em 4 · ♩ = 72-92</w:t>
             </w:r>
           </w:p>
@@ -7348,6 +7677,53 @@
                 <w:sz w:val="19"/>
                 <w:szCs w:val="19"/>
               </w:rPr>
+              <w:t xml:space="preserve">Hino 266 — Si♭ maior</w:t>
+            </w:r>
+          </w:p>
+          <w:p>
+            <w:pPr>
+              <w:spacing w:after="25" w:line="280"/>
+              <w:ind w:left="200"/>
+            </w:pPr>
+            <w:r>
+              <w:rPr>
+                <w:rFonts w:ascii="Calibri" w:cs="Calibri" w:eastAsia="Calibri" w:hAnsi="Calibri"/>
+                <w:color w:val="16212A"/>
+                <w:sz w:val="19"/>
+                <w:szCs w:val="19"/>
+              </w:rPr>
+              <w:t xml:space="preserve">· O hino 266 está na lista do GEM para esta aula. Localize nele o que a aula estudou e mostre onde está.</w:t>
+            </w:r>
+          </w:p>
+          <w:p>
+            <w:pPr>
+              <w:pBdr>
+                <w:bottom w:val="dotted" w:color="AFBAC0" w:sz="6" w:space="2"/>
+              </w:pBdr>
+              <w:spacing w:after="0" w:before="200"/>
+              <w:ind w:left="340"/>
+            </w:pPr>
+            <w:r>
+              <w:rPr>
+                <w:sz w:val="20"/>
+                <w:szCs w:val="20"/>
+              </w:rPr>
+              <w:t xml:space="preserve"/>
+            </w:r>
+          </w:p>
+          <w:p>
+            <w:pPr>
+              <w:spacing w:after="35" w:before="70" w:line="300"/>
+            </w:pPr>
+            <w:r>
+              <w:rPr>
+                <w:rFonts w:ascii="Calibri" w:cs="Calibri" w:eastAsia="Calibri" w:hAnsi="Calibri"/>
+                <w:b/>
+                <w:bCs/>
+                <w:color w:val="16212A"/>
+                <w:sz w:val="19"/>
+                <w:szCs w:val="19"/>
+              </w:rPr>
               <w:t xml:space="preserve">Hino 53 — Mi♭ maior · em 4 · ♩ = 72-92</w:t>
             </w:r>
           </w:p>
@@ -8027,6 +8403,53 @@
                 <w:szCs w:val="19"/>
               </w:rPr>
               <w:t xml:space="preserve">· O hino 224 está na lista do GEM para esta aula. Localize nele o que a aula estudou e mostre onde está.</w:t>
+            </w:r>
+          </w:p>
+          <w:p>
+            <w:pPr>
+              <w:pBdr>
+                <w:bottom w:val="dotted" w:color="AFBAC0" w:sz="6" w:space="2"/>
+              </w:pBdr>
+              <w:spacing w:after="0" w:before="200"/>
+              <w:ind w:left="340"/>
+            </w:pPr>
+            <w:r>
+              <w:rPr>
+                <w:sz w:val="20"/>
+                <w:szCs w:val="20"/>
+              </w:rPr>
+              <w:t xml:space="preserve"/>
+            </w:r>
+          </w:p>
+          <w:p>
+            <w:pPr>
+              <w:spacing w:after="35" w:before="70" w:line="300"/>
+            </w:pPr>
+            <w:r>
+              <w:rPr>
+                <w:rFonts w:ascii="Calibri" w:cs="Calibri" w:eastAsia="Calibri" w:hAnsi="Calibri"/>
+                <w:b/>
+                <w:bCs/>
+                <w:color w:val="16212A"/>
+                <w:sz w:val="19"/>
+                <w:szCs w:val="19"/>
+              </w:rPr>
+              <w:t xml:space="preserve">Hino 266 — Si♭ maior</w:t>
+            </w:r>
+          </w:p>
+          <w:p>
+            <w:pPr>
+              <w:spacing w:after="25" w:line="280"/>
+              <w:ind w:left="200"/>
+            </w:pPr>
+            <w:r>
+              <w:rPr>
+                <w:rFonts w:ascii="Calibri" w:cs="Calibri" w:eastAsia="Calibri" w:hAnsi="Calibri"/>
+                <w:color w:val="16212A"/>
+                <w:sz w:val="19"/>
+                <w:szCs w:val="19"/>
+              </w:rPr>
+              <w:t xml:space="preserve">· O hino 266 está na lista do GEM para esta aula. Localize nele o que a aula estudou e mostre onde está.</w:t>
             </w:r>
           </w:p>
           <w:p>
@@ -8936,6 +9359,100 @@
                 <w:sz w:val="19"/>
                 <w:szCs w:val="19"/>
               </w:rPr>
+              <w:t xml:space="preserve">Hino 12 — Mi♭ maior</w:t>
+            </w:r>
+          </w:p>
+          <w:p>
+            <w:pPr>
+              <w:spacing w:after="25" w:line="280"/>
+              <w:ind w:left="200"/>
+            </w:pPr>
+            <w:r>
+              <w:rPr>
+                <w:rFonts w:ascii="Calibri" w:cs="Calibri" w:eastAsia="Calibri" w:hAnsi="Calibri"/>
+                <w:color w:val="16212A"/>
+                <w:sz w:val="19"/>
+                <w:szCs w:val="19"/>
+              </w:rPr>
+              <w:t xml:space="preserve">· O hino 12 está na lista do GEM para esta aula. Localize nele o que a aula estudou e mostre onde está.</w:t>
+            </w:r>
+          </w:p>
+          <w:p>
+            <w:pPr>
+              <w:pBdr>
+                <w:bottom w:val="dotted" w:color="AFBAC0" w:sz="6" w:space="2"/>
+              </w:pBdr>
+              <w:spacing w:after="0" w:before="200"/>
+              <w:ind w:left="340"/>
+            </w:pPr>
+            <w:r>
+              <w:rPr>
+                <w:sz w:val="20"/>
+                <w:szCs w:val="20"/>
+              </w:rPr>
+              <w:t xml:space="preserve"/>
+            </w:r>
+          </w:p>
+          <w:p>
+            <w:pPr>
+              <w:spacing w:after="35" w:before="70" w:line="300"/>
+            </w:pPr>
+            <w:r>
+              <w:rPr>
+                <w:rFonts w:ascii="Calibri" w:cs="Calibri" w:eastAsia="Calibri" w:hAnsi="Calibri"/>
+                <w:b/>
+                <w:bCs/>
+                <w:color w:val="16212A"/>
+                <w:sz w:val="19"/>
+                <w:szCs w:val="19"/>
+              </w:rPr>
+              <w:t xml:space="preserve">Hino 182 — Si♭ maior</w:t>
+            </w:r>
+          </w:p>
+          <w:p>
+            <w:pPr>
+              <w:spacing w:after="25" w:line="280"/>
+              <w:ind w:left="200"/>
+            </w:pPr>
+            <w:r>
+              <w:rPr>
+                <w:rFonts w:ascii="Calibri" w:cs="Calibri" w:eastAsia="Calibri" w:hAnsi="Calibri"/>
+                <w:color w:val="16212A"/>
+                <w:sz w:val="19"/>
+                <w:szCs w:val="19"/>
+              </w:rPr>
+              <w:t xml:space="preserve">· O hino 182 está na lista do GEM para esta aula. Localize nele o que a aula estudou e mostre onde está.</w:t>
+            </w:r>
+          </w:p>
+          <w:p>
+            <w:pPr>
+              <w:pBdr>
+                <w:bottom w:val="dotted" w:color="AFBAC0" w:sz="6" w:space="2"/>
+              </w:pBdr>
+              <w:spacing w:after="0" w:before="200"/>
+              <w:ind w:left="340"/>
+            </w:pPr>
+            <w:r>
+              <w:rPr>
+                <w:sz w:val="20"/>
+                <w:szCs w:val="20"/>
+              </w:rPr>
+              <w:t xml:space="preserve"/>
+            </w:r>
+          </w:p>
+          <w:p>
+            <w:pPr>
+              <w:spacing w:after="35" w:before="70" w:line="300"/>
+            </w:pPr>
+            <w:r>
+              <w:rPr>
+                <w:rFonts w:ascii="Calibri" w:cs="Calibri" w:eastAsia="Calibri" w:hAnsi="Calibri"/>
+                <w:b/>
+                <w:bCs/>
+                <w:color w:val="16212A"/>
+                <w:sz w:val="19"/>
+                <w:szCs w:val="19"/>
+              </w:rPr>
               <w:t xml:space="preserve">Hino 462 — Mi♭ maior</w:t>
             </w:r>
           </w:p>
@@ -11358,7 +11875,7 @@
                 <w:sz w:val="19"/>
                 <w:szCs w:val="19"/>
               </w:rPr>
-              <w:t xml:space="preserve">Hino 76 — Dó maior · em 6</w:t>
+              <w:t xml:space="preserve">Hino 256 — Sol maior · ♩ = 100-120</w:t>
             </w:r>
           </w:p>
           <w:p>
@@ -11373,7 +11890,7 @@
                 <w:sz w:val="19"/>
                 <w:szCs w:val="19"/>
               </w:rPr>
-              <w:t xml:space="preserve">· O hino 76 está na lista do GEM para esta aula. Localize nele o que a aula estudou e mostre onde está.</w:t>
+              <w:t xml:space="preserve">· O hino 256 está na lista do GEM para esta aula. Localize nele o que a aula estudou e mostre onde está.</w:t>
             </w:r>
           </w:p>
           <w:p>
@@ -12300,6 +12817,53 @@
                 <w:szCs w:val="19"/>
               </w:rPr>
               <w:t xml:space="preserve">· O hino 131 está na lista do GEM para esta aula. Localize nele o que a aula estudou e mostre onde está.</w:t>
+            </w:r>
+          </w:p>
+          <w:p>
+            <w:pPr>
+              <w:pBdr>
+                <w:bottom w:val="dotted" w:color="AFBAC0" w:sz="6" w:space="2"/>
+              </w:pBdr>
+              <w:spacing w:after="0" w:before="200"/>
+              <w:ind w:left="340"/>
+            </w:pPr>
+            <w:r>
+              <w:rPr>
+                <w:sz w:val="20"/>
+                <w:szCs w:val="20"/>
+              </w:rPr>
+              <w:t xml:space="preserve"/>
+            </w:r>
+          </w:p>
+          <w:p>
+            <w:pPr>
+              <w:spacing w:after="35" w:before="70" w:line="300"/>
+            </w:pPr>
+            <w:r>
+              <w:rPr>
+                <w:rFonts w:ascii="Calibri" w:cs="Calibri" w:eastAsia="Calibri" w:hAnsi="Calibri"/>
+                <w:b/>
+                <w:bCs/>
+                <w:color w:val="16212A"/>
+                <w:sz w:val="19"/>
+                <w:szCs w:val="19"/>
+              </w:rPr>
+              <w:t xml:space="preserve">Hino 160 — Mi♭ maior</w:t>
+            </w:r>
+          </w:p>
+          <w:p>
+            <w:pPr>
+              <w:spacing w:after="25" w:line="280"/>
+              <w:ind w:left="200"/>
+            </w:pPr>
+            <w:r>
+              <w:rPr>
+                <w:rFonts w:ascii="Calibri" w:cs="Calibri" w:eastAsia="Calibri" w:hAnsi="Calibri"/>
+                <w:color w:val="16212A"/>
+                <w:sz w:val="19"/>
+                <w:szCs w:val="19"/>
+              </w:rPr>
+              <w:t xml:space="preserve">· O hino 160 está na lista do GEM para esta aula. Localize nele o que a aula estudou e mostre onde está.</w:t>
             </w:r>
           </w:p>
           <w:p>

--- a/apostila/Apostila-2o-periodo-candidato.docx
+++ b/apostila/Apostila-2o-periodo-candidato.docx
@@ -1845,7 +1845,7 @@
                 <w:sz w:val="19"/>
                 <w:szCs w:val="19"/>
               </w:rPr>
-              <w:t xml:space="preserve">Hino 175 — Dó maior</w:t>
+              <w:t xml:space="preserve">Hino 175 — Dó maior · 4/4</w:t>
             </w:r>
           </w:p>
           <w:p>
@@ -1892,7 +1892,7 @@
                 <w:sz w:val="19"/>
                 <w:szCs w:val="19"/>
               </w:rPr>
-              <w:t xml:space="preserve">Hino 171 — Lá♭ maior · ♩ = 56-76</w:t>
+              <w:t xml:space="preserve">Hino 171 — Lá♭ maior · 4/4 · ♩ = 56-76</w:t>
             </w:r>
           </w:p>
           <w:p>
@@ -2754,7 +2754,7 @@
                 <w:sz w:val="19"/>
                 <w:szCs w:val="19"/>
               </w:rPr>
-              <w:t xml:space="preserve">Hino 184 — Sol maior · Solene</w:t>
+              <w:t xml:space="preserve">Hino 184 — Sol maior · 3/4 · Solene</w:t>
             </w:r>
           </w:p>
           <w:p>
@@ -2801,7 +2801,7 @@
                 <w:sz w:val="19"/>
                 <w:szCs w:val="19"/>
               </w:rPr>
-              <w:t xml:space="preserve">Hino 397 — Lá♭ maior · ♩ = 66-80</w:t>
+              <w:t xml:space="preserve">Hino 397 — Lá♭ maior · 3/4 · ♩ = 66-80</w:t>
             </w:r>
           </w:p>
           <w:p>
@@ -2848,7 +2848,7 @@
                 <w:sz w:val="19"/>
                 <w:szCs w:val="19"/>
               </w:rPr>
-              <w:t xml:space="preserve">Hino 333 — Dó maior</w:t>
+              <w:t xml:space="preserve">Hino 333 — Dó maior · 3/4</w:t>
             </w:r>
           </w:p>
           <w:p>
@@ -3516,7 +3516,7 @@
                 <w:sz w:val="19"/>
                 <w:szCs w:val="19"/>
               </w:rPr>
-              <w:t xml:space="preserve">Hino 64 — Fá maior · ♩ = 69-88</w:t>
+              <w:t xml:space="preserve">Hino 64 — Fá maior · 3/4 · ♩ = 69-88</w:t>
             </w:r>
           </w:p>
           <w:p>
@@ -3563,7 +3563,7 @@
                 <w:sz w:val="19"/>
                 <w:szCs w:val="19"/>
               </w:rPr>
-              <w:t xml:space="preserve">Hino 373 — Lá♭ maior · ♩ = 63-80</w:t>
+              <w:t xml:space="preserve">Hino 373 — Lá♭ maior · 3/4 · ♩ = 63-80</w:t>
             </w:r>
           </w:p>
           <w:p>
@@ -3610,7 +3610,7 @@
                 <w:sz w:val="19"/>
                 <w:szCs w:val="19"/>
               </w:rPr>
-              <w:t xml:space="preserve">Hino 131 — Sol maior · ♩ = 63-80</w:t>
+              <w:t xml:space="preserve">Hino 131 — Sol maior · 4/4 · ♩ = 63-80</w:t>
             </w:r>
           </w:p>
           <w:p>
@@ -4278,7 +4278,7 @@
                 <w:sz w:val="19"/>
                 <w:szCs w:val="19"/>
               </w:rPr>
-              <w:t xml:space="preserve">Hino 64 — Fá maior · ♩ = 69-88</w:t>
+              <w:t xml:space="preserve">Hino 64 — Fá maior · 3/4 · ♩ = 69-88</w:t>
             </w:r>
           </w:p>
           <w:p>
@@ -4325,7 +4325,7 @@
                 <w:sz w:val="19"/>
                 <w:szCs w:val="19"/>
               </w:rPr>
-              <w:t xml:space="preserve">Hino 373 — Lá♭ maior · ♩ = 63-80</w:t>
+              <w:t xml:space="preserve">Hino 373 — Lá♭ maior · 3/4 · ♩ = 63-80</w:t>
             </w:r>
           </w:p>
           <w:p>
@@ -4372,7 +4372,7 @@
                 <w:sz w:val="19"/>
                 <w:szCs w:val="19"/>
               </w:rPr>
-              <w:t xml:space="preserve">Hino 131 — Sol maior · ♩ = 63-80</w:t>
+              <w:t xml:space="preserve">Hino 131 — Sol maior · 4/4 · ♩ = 63-80</w:t>
             </w:r>
           </w:p>
           <w:p>
@@ -5056,7 +5056,7 @@
                 <w:sz w:val="19"/>
                 <w:szCs w:val="19"/>
               </w:rPr>
-              <w:t xml:space="preserve">Hino 64 — Fá maior · ♩ = 69-88</w:t>
+              <w:t xml:space="preserve">Hino 64 — Fá maior · 3/4 · ♩ = 69-88</w:t>
             </w:r>
           </w:p>
           <w:p>
@@ -5103,7 +5103,7 @@
                 <w:sz w:val="19"/>
                 <w:szCs w:val="19"/>
               </w:rPr>
-              <w:t xml:space="preserve">Hino 373 — Lá♭ maior · ♩ = 63-80</w:t>
+              <w:t xml:space="preserve">Hino 373 — Lá♭ maior · 3/4 · ♩ = 63-80</w:t>
             </w:r>
           </w:p>
           <w:p>
@@ -5150,7 +5150,7 @@
                 <w:sz w:val="19"/>
                 <w:szCs w:val="19"/>
               </w:rPr>
-              <w:t xml:space="preserve">Hino 131 — Sol maior · ♩ = 63-80</w:t>
+              <w:t xml:space="preserve">Hino 131 — Sol maior · 4/4 · ♩ = 63-80</w:t>
             </w:r>
           </w:p>
           <w:p>
@@ -6044,7 +6044,7 @@
                 <w:sz w:val="19"/>
                 <w:szCs w:val="19"/>
               </w:rPr>
-              <w:t xml:space="preserve">Hino 158 — Dó maior · ♩ = 60-72</w:t>
+              <w:t xml:space="preserve">Hino 158 — Dó maior · 2/4 · ♩ = 60-72</w:t>
             </w:r>
           </w:p>
           <w:p>
@@ -6091,7 +6091,7 @@
                 <w:sz w:val="19"/>
                 <w:szCs w:val="19"/>
               </w:rPr>
-              <w:t xml:space="preserve">Hino 419 — Sol maior · em 4</w:t>
+              <w:t xml:space="preserve">Hino 419 — Sol maior · 2/2 · em 4</w:t>
             </w:r>
           </w:p>
           <w:p>
@@ -6805,7 +6805,7 @@
                 <w:sz w:val="19"/>
                 <w:szCs w:val="19"/>
               </w:rPr>
-              <w:t xml:space="preserve">Hino 224 — Dó maior · em 2</w:t>
+              <w:t xml:space="preserve">Hino 224 — Dó maior · 2/2 · em 2</w:t>
             </w:r>
           </w:p>
           <w:p>
@@ -6852,7 +6852,7 @@
                 <w:sz w:val="19"/>
                 <w:szCs w:val="19"/>
               </w:rPr>
-              <w:t xml:space="preserve">Hino 266 — Si♭ maior</w:t>
+              <w:t xml:space="preserve">Hino 266 — Si♭ maior · 2/4</w:t>
             </w:r>
           </w:p>
           <w:p>
@@ -6899,7 +6899,7 @@
                 <w:sz w:val="19"/>
                 <w:szCs w:val="19"/>
               </w:rPr>
-              <w:t xml:space="preserve">Hino 53 — Mi♭ maior · em 4 · ♩ = 72-92</w:t>
+              <w:t xml:space="preserve">Hino 53 — Mi♭ maior · 4/4 · em 4 · ♩ = 72-92</w:t>
             </w:r>
           </w:p>
           <w:p>
@@ -7630,7 +7630,7 @@
                 <w:sz w:val="19"/>
                 <w:szCs w:val="19"/>
               </w:rPr>
-              <w:t xml:space="preserve">Hino 224 — Dó maior · em 2</w:t>
+              <w:t xml:space="preserve">Hino 224 — Dó maior · 2/2 · em 2</w:t>
             </w:r>
           </w:p>
           <w:p>
@@ -7677,7 +7677,7 @@
                 <w:sz w:val="19"/>
                 <w:szCs w:val="19"/>
               </w:rPr>
-              <w:t xml:space="preserve">Hino 266 — Si♭ maior</w:t>
+              <w:t xml:space="preserve">Hino 266 — Si♭ maior · 2/4</w:t>
             </w:r>
           </w:p>
           <w:p>
@@ -7724,7 +7724,7 @@
                 <w:sz w:val="19"/>
                 <w:szCs w:val="19"/>
               </w:rPr>
-              <w:t xml:space="preserve">Hino 53 — Mi♭ maior · em 4 · ♩ = 72-92</w:t>
+              <w:t xml:space="preserve">Hino 53 — Mi♭ maior · 4/4 · em 4 · ♩ = 72-92</w:t>
             </w:r>
           </w:p>
           <w:p>
@@ -8387,7 +8387,7 @@
                 <w:sz w:val="19"/>
                 <w:szCs w:val="19"/>
               </w:rPr>
-              <w:t xml:space="preserve">Hino 224 — Dó maior · em 2</w:t>
+              <w:t xml:space="preserve">Hino 224 — Dó maior · 2/2 · em 2</w:t>
             </w:r>
           </w:p>
           <w:p>
@@ -8434,7 +8434,7 @@
                 <w:sz w:val="19"/>
                 <w:szCs w:val="19"/>
               </w:rPr>
-              <w:t xml:space="preserve">Hino 266 — Si♭ maior</w:t>
+              <w:t xml:space="preserve">Hino 266 — Si♭ maior · 2/4</w:t>
             </w:r>
           </w:p>
           <w:p>
@@ -8481,7 +8481,7 @@
                 <w:sz w:val="19"/>
                 <w:szCs w:val="19"/>
               </w:rPr>
-              <w:t xml:space="preserve">Hino 53 — Mi♭ maior · em 4 · ♩ = 72-92</w:t>
+              <w:t xml:space="preserve">Hino 53 — Mi♭ maior · 4/4 · em 4 · ♩ = 72-92</w:t>
             </w:r>
           </w:p>
           <w:p>
@@ -9359,7 +9359,7 @@
                 <w:sz w:val="19"/>
                 <w:szCs w:val="19"/>
               </w:rPr>
-              <w:t xml:space="preserve">Hino 12 — Mi♭ maior</w:t>
+              <w:t xml:space="preserve">Hino 12 — Mi♭ maior · 3/4</w:t>
             </w:r>
           </w:p>
           <w:p>
@@ -9406,7 +9406,7 @@
                 <w:sz w:val="19"/>
                 <w:szCs w:val="19"/>
               </w:rPr>
-              <w:t xml:space="preserve">Hino 182 — Si♭ maior</w:t>
+              <w:t xml:space="preserve">Hino 182 — Si♭ maior · 3/4</w:t>
             </w:r>
           </w:p>
           <w:p>
@@ -9453,7 +9453,7 @@
                 <w:sz w:val="19"/>
                 <w:szCs w:val="19"/>
               </w:rPr>
-              <w:t xml:space="preserve">Hino 462 — Mi♭ maior</w:t>
+              <w:t xml:space="preserve">Hino 462 — Mi♭ maior · 3/4 → 4/4</w:t>
             </w:r>
           </w:p>
           <w:p>
@@ -10137,7 +10137,7 @@
                 <w:sz w:val="19"/>
                 <w:szCs w:val="19"/>
               </w:rPr>
-              <w:t xml:space="preserve">Hino 211 — Dó maior</w:t>
+              <w:t xml:space="preserve">Hino 211 — Dó maior · 3/4</w:t>
             </w:r>
           </w:p>
           <w:p>
@@ -10184,7 +10184,7 @@
                 <w:sz w:val="19"/>
                 <w:szCs w:val="19"/>
               </w:rPr>
-              <w:t xml:space="preserve">Hino 320 — Si♭ maior · ♩ = 60-80</w:t>
+              <w:t xml:space="preserve">Hino 320 — Si♭ maior · 4/4 · ♩ = 60-80</w:t>
             </w:r>
           </w:p>
           <w:p>
@@ -10231,7 +10231,7 @@
                 <w:sz w:val="19"/>
                 <w:szCs w:val="19"/>
               </w:rPr>
-              <w:t xml:space="preserve">Hino 462 — Mi♭ maior</w:t>
+              <w:t xml:space="preserve">Hino 462 — Mi♭ maior · 3/4 → 4/4</w:t>
             </w:r>
           </w:p>
           <w:p>
@@ -11875,7 +11875,7 @@
                 <w:sz w:val="19"/>
                 <w:szCs w:val="19"/>
               </w:rPr>
-              <w:t xml:space="preserve">Hino 256 — Sol maior · ♩ = 100-120</w:t>
+              <w:t xml:space="preserve">Hino 256 — Sol maior · 6/4 · ♩ = 100-120</w:t>
             </w:r>
           </w:p>
           <w:p>
@@ -11922,7 +11922,7 @@
                 <w:sz w:val="19"/>
                 <w:szCs w:val="19"/>
               </w:rPr>
-              <w:t xml:space="preserve">Hino 322 — Dó maior · em 4</w:t>
+              <w:t xml:space="preserve">Hino 322 — Dó maior · 6/4 · em 4</w:t>
             </w:r>
           </w:p>
           <w:p>
@@ -11969,7 +11969,7 @@
                 <w:sz w:val="19"/>
                 <w:szCs w:val="19"/>
               </w:rPr>
-              <w:t xml:space="preserve">Hino 116 — Dó maior · em 2</w:t>
+              <w:t xml:space="preserve">Hino 116 — Dó maior · 6/8 · em 2</w:t>
             </w:r>
           </w:p>
           <w:p>
@@ -12754,7 +12754,7 @@
                 <w:sz w:val="19"/>
                 <w:szCs w:val="19"/>
               </w:rPr>
-              <w:t xml:space="preserve">Hino 387 — Ré♭ maior</w:t>
+              <w:t xml:space="preserve">Hino 387 — Ré♭ maior · 4/4</w:t>
             </w:r>
           </w:p>
           <w:p>
@@ -12801,7 +12801,7 @@
                 <w:sz w:val="19"/>
                 <w:szCs w:val="19"/>
               </w:rPr>
-              <w:t xml:space="preserve">Hino 131 — Sol maior · ♩ = 63-80</w:t>
+              <w:t xml:space="preserve">Hino 131 — Sol maior · 4/4 · ♩ = 63-80</w:t>
             </w:r>
           </w:p>
           <w:p>
@@ -12848,7 +12848,7 @@
                 <w:sz w:val="19"/>
                 <w:szCs w:val="19"/>
               </w:rPr>
-              <w:t xml:space="preserve">Hino 160 — Mi♭ maior</w:t>
+              <w:t xml:space="preserve">Hino 160 — Mi♭ maior · 4/4</w:t>
             </w:r>
           </w:p>
           <w:p>
@@ -13264,7 +13264,7 @@
           <w:sz w:val="21"/>
           <w:szCs w:val="21"/>
         </w:rPr>
-        <w:t xml:space="preserve">Os exercícios usam o Hinário em Dó, capa preta. O hinário não é reproduzido neste caderno: dele saem apenas número, tonalidade, marcação e metrônomo.</w:t>
+        <w:t xml:space="preserve">Os exercícios usam o Hinário em Dó, capa preta. O hinário não é reproduzido neste caderno: dele saem apenas informações sobre cada hino — número, tonalidade, fórmula de compasso, marcação, metrônomo e os sinais que ele traz.</w:t>
       </w:r>
     </w:p>
     <w:sectPr>

--- a/apostila/Apostila-2o-periodo-candidato.docx
+++ b/apostila/Apostila-2o-periodo-candidato.docx
@@ -8586,6 +8586,1137 @@
       </w:r>
     </w:p>
     <w:p>
+      <w:r>
+        <w:br w:type="page"/>
+      </w:r>
+    </w:p>
+    <w:p>
+      <w:pPr>
+        <w:spacing w:after="60" w:line="300"/>
+      </w:pPr>
+      <w:r>
+        <w:rPr>
+          <w:rFonts w:ascii="Calibri" w:cs="Calibri" w:eastAsia="Calibri" w:hAnsi="Calibri"/>
+          <w:caps/>
+          <w:color w:val="5C6B75"/>
+          <w:spacing w:val="16"/>
+          <w:sz w:val="16"/>
+          <w:szCs w:val="16"/>
+        </w:rPr>
+        <w:t xml:space="preserve">Fim da fase 4 · análise de hinos</w:t>
+      </w:r>
+    </w:p>
+    <w:p>
+      <w:pPr>
+        <w:spacing w:after="100"/>
+      </w:pPr>
+      <w:r>
+        <w:rPr>
+          <w:rFonts w:ascii="Cambria" w:cs="Cambria" w:eastAsia="Cambria" w:hAnsi="Cambria"/>
+          <w:b/>
+          <w:bCs/>
+          <w:color w:val="4A6B3F"/>
+          <w:sz w:val="32"/>
+          <w:szCs w:val="32"/>
+        </w:rPr>
+        <w:t xml:space="preserve">Com o hinário em mãos</w:t>
+      </w:r>
+    </w:p>
+    <w:p>
+      <w:pPr>
+        <w:spacing w:after="160" w:line="300"/>
+      </w:pPr>
+      <w:r>
+        <w:rPr>
+          <w:rFonts w:ascii="Calibri" w:cs="Calibri" w:eastAsia="Calibri" w:hAnsi="Calibri"/>
+          <w:color w:val="3F4C55"/>
+          <w:sz w:val="19"/>
+          <w:szCs w:val="19"/>
+        </w:rPr>
+        <w:t xml:space="preserve">Fase 4 — ligadura, ponto, intervalo, fórmulas em 3 e 2. As perguntas cobrem só o que foi estudado até aqui: as marcadas “novo” são desta fase; as outras revisam as anteriores.</w:t>
+      </w:r>
+    </w:p>
+    <w:tbl>
+      <w:tblPr>
+        <w:tblW w:type="dxa" w:w="9350"/>
+        <w:tblBorders>
+          <w:top w:val="single" w:color="D6DCDA" w:sz="2"/>
+          <w:left w:val="single" w:color="4A6B3F" w:sz="18"/>
+          <w:bottom w:val="single" w:color="D6DCDA" w:sz="2"/>
+          <w:right w:val="single" w:color="D6DCDA" w:sz="2"/>
+          <w:insideH w:val="none" w:color="FFFFFF" w:sz="0"/>
+          <w:insideV w:val="none" w:color="FFFFFF" w:sz="0"/>
+        </w:tblBorders>
+      </w:tblPr>
+      <w:tblGrid>
+        <w:gridCol w:w="9350"/>
+      </w:tblGrid>
+      <w:tr>
+        <w:tc>
+          <w:tcPr>
+            <w:tcW w:type="dxa" w:w="9350"/>
+            <w:shd w:fill="F4F7F2" w:val="clear"/>
+            <w:tcMar>
+              <w:top w:type="dxa" w:w="140"/>
+              <w:left w:type="dxa" w:w="200"/>
+              <w:bottom w:type="dxa" w:w="140"/>
+              <w:right w:type="dxa" w:w="200"/>
+            </w:tcMar>
+          </w:tcPr>
+          <w:p>
+            <w:pPr>
+              <w:spacing w:after="80"/>
+            </w:pPr>
+            <w:r>
+              <w:rPr>
+                <w:rFonts w:ascii="Cambria" w:cs="Cambria" w:eastAsia="Cambria" w:hAnsi="Cambria"/>
+                <w:b/>
+                <w:bCs/>
+                <w:color w:val="16212A"/>
+                <w:sz w:val="23"/>
+                <w:szCs w:val="23"/>
+              </w:rPr>
+              <w:t xml:space="preserve">Hino 466  </w:t>
+            </w:r>
+            <w:r>
+              <w:rPr>
+                <w:rFonts w:ascii="Cambria" w:cs="Cambria" w:eastAsia="Cambria" w:hAnsi="Cambria"/>
+                <w:i/>
+                <w:iCs/>
+                <w:color w:val="5C6B75"/>
+                <w:sz w:val="18"/>
+                <w:szCs w:val="18"/>
+              </w:rPr>
+              <w:t xml:space="preserve">Sol maior · 3/4 · ♩ = 63-80</w:t>
+            </w:r>
+          </w:p>
+          <w:p>
+            <w:pPr>
+              <w:spacing w:after="20" w:before="60"/>
+            </w:pPr>
+            <w:r>
+              <w:rPr>
+                <w:rFonts w:ascii="Calibri" w:cs="Calibri" w:eastAsia="Calibri" w:hAnsi="Calibri"/>
+                <w:b/>
+                <w:bCs/>
+                <w:color w:val="16212A"/>
+                <w:sz w:val="19"/>
+                <w:szCs w:val="19"/>
+              </w:rPr>
+              <w:t xml:space="preserve">1. </w:t>
+            </w:r>
+            <w:r>
+              <w:rPr>
+                <w:rFonts w:ascii="Calibri" w:cs="Calibri" w:eastAsia="Calibri" w:hAnsi="Calibri"/>
+                <w:b/>
+                <w:bCs/>
+                <w:color w:val="4A6B3F"/>
+                <w:sz w:val="14"/>
+                <w:szCs w:val="14"/>
+              </w:rPr>
+              <w:t xml:space="preserve">NOVO  </w:t>
+            </w:r>
+            <w:r>
+              <w:rPr>
+                <w:rFonts w:ascii="Calibri" w:cs="Calibri" w:eastAsia="Calibri" w:hAnsi="Calibri"/>
+                <w:color w:val="16212A"/>
+                <w:sz w:val="19"/>
+                <w:szCs w:val="19"/>
+              </w:rPr>
+              <w:t xml:space="preserve">O hino 466 tem nota pontuada? Se tiver, mostre uma.</w:t>
+            </w:r>
+          </w:p>
+          <w:p>
+            <w:pPr>
+              <w:pBdr>
+                <w:bottom w:val="dotted" w:color="AFBAC0" w:sz="6" w:space="2"/>
+              </w:pBdr>
+              <w:spacing w:after="0" w:before="200"/>
+              <w:ind w:left="340"/>
+            </w:pPr>
+            <w:r>
+              <w:rPr>
+                <w:sz w:val="20"/>
+                <w:szCs w:val="20"/>
+              </w:rPr>
+              <w:t xml:space="preserve"/>
+            </w:r>
+          </w:p>
+          <w:p>
+            <w:pPr>
+              <w:spacing w:after="20" w:before="60"/>
+            </w:pPr>
+            <w:r>
+              <w:rPr>
+                <w:rFonts w:ascii="Calibri" w:cs="Calibri" w:eastAsia="Calibri" w:hAnsi="Calibri"/>
+                <w:b/>
+                <w:bCs/>
+                <w:color w:val="16212A"/>
+                <w:sz w:val="19"/>
+                <w:szCs w:val="19"/>
+              </w:rPr>
+              <w:t xml:space="preserve">2. </w:t>
+            </w:r>
+            <w:r>
+              <w:rPr>
+                <w:rFonts w:ascii="Calibri" w:cs="Calibri" w:eastAsia="Calibri" w:hAnsi="Calibri"/>
+                <w:color w:val="16212A"/>
+                <w:sz w:val="19"/>
+                <w:szCs w:val="19"/>
+              </w:rPr>
+              <w:t xml:space="preserve">Quantos sistemas tem o hino 466?</w:t>
+            </w:r>
+          </w:p>
+          <w:p>
+            <w:pPr>
+              <w:pBdr>
+                <w:bottom w:val="dotted" w:color="AFBAC0" w:sz="6" w:space="2"/>
+              </w:pBdr>
+              <w:spacing w:after="0" w:before="200"/>
+              <w:ind w:left="340"/>
+            </w:pPr>
+            <w:r>
+              <w:rPr>
+                <w:sz w:val="20"/>
+                <w:szCs w:val="20"/>
+              </w:rPr>
+              <w:t xml:space="preserve"/>
+            </w:r>
+          </w:p>
+          <w:p>
+            <w:pPr>
+              <w:spacing w:after="20" w:before="60"/>
+            </w:pPr>
+            <w:r>
+              <w:rPr>
+                <w:rFonts w:ascii="Calibri" w:cs="Calibri" w:eastAsia="Calibri" w:hAnsi="Calibri"/>
+                <w:b/>
+                <w:bCs/>
+                <w:color w:val="16212A"/>
+                <w:sz w:val="19"/>
+                <w:szCs w:val="19"/>
+              </w:rPr>
+              <w:t xml:space="preserve">3. </w:t>
+            </w:r>
+            <w:r>
+              <w:rPr>
+                <w:rFonts w:ascii="Calibri" w:cs="Calibri" w:eastAsia="Calibri" w:hAnsi="Calibri"/>
+                <w:color w:val="16212A"/>
+                <w:sz w:val="19"/>
+                <w:szCs w:val="19"/>
+              </w:rPr>
+              <w:t xml:space="preserve">Qual é a fórmula de compasso do hino 466? O que indica cada número?</w:t>
+            </w:r>
+          </w:p>
+          <w:p>
+            <w:pPr>
+              <w:pBdr>
+                <w:bottom w:val="dotted" w:color="AFBAC0" w:sz="6" w:space="2"/>
+              </w:pBdr>
+              <w:spacing w:after="0" w:before="200"/>
+              <w:ind w:left="340"/>
+            </w:pPr>
+            <w:r>
+              <w:rPr>
+                <w:sz w:val="20"/>
+                <w:szCs w:val="20"/>
+              </w:rPr>
+              <w:t xml:space="preserve"/>
+            </w:r>
+          </w:p>
+          <w:p>
+            <w:pPr>
+              <w:spacing w:after="20" w:before="60"/>
+            </w:pPr>
+            <w:r>
+              <w:rPr>
+                <w:rFonts w:ascii="Calibri" w:cs="Calibri" w:eastAsia="Calibri" w:hAnsi="Calibri"/>
+                <w:b/>
+                <w:bCs/>
+                <w:color w:val="16212A"/>
+                <w:sz w:val="19"/>
+                <w:szCs w:val="19"/>
+              </w:rPr>
+              <w:t xml:space="preserve">4. </w:t>
+            </w:r>
+            <w:r>
+              <w:rPr>
+                <w:rFonts w:ascii="Calibri" w:cs="Calibri" w:eastAsia="Calibri" w:hAnsi="Calibri"/>
+                <w:color w:val="16212A"/>
+                <w:sz w:val="19"/>
+                <w:szCs w:val="19"/>
+              </w:rPr>
+              <w:t xml:space="preserve">Qual é a nota mais aguda do soprano no hino 466? Em que linha ou espaço ela está?</w:t>
+            </w:r>
+          </w:p>
+          <w:p>
+            <w:pPr>
+              <w:pBdr>
+                <w:bottom w:val="dotted" w:color="AFBAC0" w:sz="6" w:space="2"/>
+              </w:pBdr>
+              <w:spacing w:after="0" w:before="200"/>
+              <w:ind w:left="340"/>
+            </w:pPr>
+            <w:r>
+              <w:rPr>
+                <w:sz w:val="20"/>
+                <w:szCs w:val="20"/>
+              </w:rPr>
+              <w:t xml:space="preserve"/>
+            </w:r>
+          </w:p>
+          <w:p>
+            <w:pPr>
+              <w:spacing w:after="20" w:before="60"/>
+            </w:pPr>
+            <w:r>
+              <w:rPr>
+                <w:rFonts w:ascii="Calibri" w:cs="Calibri" w:eastAsia="Calibri" w:hAnsi="Calibri"/>
+                <w:b/>
+                <w:bCs/>
+                <w:color w:val="16212A"/>
+                <w:sz w:val="19"/>
+                <w:szCs w:val="19"/>
+              </w:rPr>
+              <w:t xml:space="preserve">5. </w:t>
+            </w:r>
+            <w:r>
+              <w:rPr>
+                <w:rFonts w:ascii="Calibri" w:cs="Calibri" w:eastAsia="Calibri" w:hAnsi="Calibri"/>
+                <w:color w:val="16212A"/>
+                <w:sz w:val="19"/>
+                <w:szCs w:val="19"/>
+              </w:rPr>
+              <w:t xml:space="preserve">Qual é a marcação de velocidade do hino 466, e qual a velocidade média?</w:t>
+            </w:r>
+          </w:p>
+          <w:p>
+            <w:pPr>
+              <w:pBdr>
+                <w:bottom w:val="dotted" w:color="AFBAC0" w:sz="6" w:space="2"/>
+              </w:pBdr>
+              <w:spacing w:after="0" w:before="200"/>
+              <w:ind w:left="340"/>
+            </w:pPr>
+            <w:r>
+              <w:rPr>
+                <w:sz w:val="20"/>
+                <w:szCs w:val="20"/>
+              </w:rPr>
+              <w:t xml:space="preserve"/>
+            </w:r>
+          </w:p>
+          <w:p>
+            <w:pPr>
+              <w:spacing w:after="20" w:before="60"/>
+            </w:pPr>
+            <w:r>
+              <w:rPr>
+                <w:rFonts w:ascii="Calibri" w:cs="Calibri" w:eastAsia="Calibri" w:hAnsi="Calibri"/>
+                <w:b/>
+                <w:bCs/>
+                <w:color w:val="16212A"/>
+                <w:sz w:val="19"/>
+                <w:szCs w:val="19"/>
+              </w:rPr>
+              <w:t xml:space="preserve">6. </w:t>
+            </w:r>
+            <w:r>
+              <w:rPr>
+                <w:rFonts w:ascii="Calibri" w:cs="Calibri" w:eastAsia="Calibri" w:hAnsi="Calibri"/>
+                <w:color w:val="16212A"/>
+                <w:sz w:val="19"/>
+                <w:szCs w:val="19"/>
+              </w:rPr>
+              <w:t xml:space="preserve">No hino 466, qual é a unidade de tempo e qual a unidade de compasso?</w:t>
+            </w:r>
+          </w:p>
+          <w:p>
+            <w:pPr>
+              <w:pBdr>
+                <w:bottom w:val="dotted" w:color="AFBAC0" w:sz="6" w:space="2"/>
+              </w:pBdr>
+              <w:spacing w:after="0" w:before="200"/>
+              <w:ind w:left="340"/>
+            </w:pPr>
+            <w:r>
+              <w:rPr>
+                <w:sz w:val="20"/>
+                <w:szCs w:val="20"/>
+              </w:rPr>
+              <w:t xml:space="preserve"/>
+            </w:r>
+          </w:p>
+          <w:p>
+            <w:pPr>
+              <w:spacing w:after="20" w:before="60"/>
+            </w:pPr>
+            <w:r>
+              <w:rPr>
+                <w:rFonts w:ascii="Calibri" w:cs="Calibri" w:eastAsia="Calibri" w:hAnsi="Calibri"/>
+                <w:b/>
+                <w:bCs/>
+                <w:color w:val="16212A"/>
+                <w:sz w:val="19"/>
+                <w:szCs w:val="19"/>
+              </w:rPr>
+              <w:t xml:space="preserve">7. </w:t>
+            </w:r>
+            <w:r>
+              <w:rPr>
+                <w:rFonts w:ascii="Calibri" w:cs="Calibri" w:eastAsia="Calibri" w:hAnsi="Calibri"/>
+                <w:color w:val="16212A"/>
+                <w:sz w:val="19"/>
+                <w:szCs w:val="19"/>
+              </w:rPr>
+              <w:t xml:space="preserve">E a nota mais grave da pauta de Sol no hino 466 — que é do contralto —, qual é e onde está?</w:t>
+            </w:r>
+          </w:p>
+          <w:p>
+            <w:pPr>
+              <w:pBdr>
+                <w:bottom w:val="dotted" w:color="AFBAC0" w:sz="6" w:space="2"/>
+              </w:pBdr>
+              <w:spacing w:after="0" w:before="200"/>
+              <w:ind w:left="340"/>
+            </w:pPr>
+            <w:r>
+              <w:rPr>
+                <w:sz w:val="20"/>
+                <w:szCs w:val="20"/>
+              </w:rPr>
+              <w:t xml:space="preserve"/>
+            </w:r>
+          </w:p>
+        </w:tc>
+      </w:tr>
+    </w:tbl>
+    <w:p>
+      <w:pPr>
+        <w:spacing w:after="160"/>
+      </w:pPr>
+    </w:p>
+    <w:tbl>
+      <w:tblPr>
+        <w:tblW w:type="dxa" w:w="9350"/>
+        <w:tblBorders>
+          <w:top w:val="single" w:color="D6DCDA" w:sz="2"/>
+          <w:left w:val="single" w:color="4A6B3F" w:sz="18"/>
+          <w:bottom w:val="single" w:color="D6DCDA" w:sz="2"/>
+          <w:right w:val="single" w:color="D6DCDA" w:sz="2"/>
+          <w:insideH w:val="none" w:color="FFFFFF" w:sz="0"/>
+          <w:insideV w:val="none" w:color="FFFFFF" w:sz="0"/>
+        </w:tblBorders>
+      </w:tblPr>
+      <w:tblGrid>
+        <w:gridCol w:w="9350"/>
+      </w:tblGrid>
+      <w:tr>
+        <w:tc>
+          <w:tcPr>
+            <w:tcW w:type="dxa" w:w="9350"/>
+            <w:shd w:fill="F4F7F2" w:val="clear"/>
+            <w:tcMar>
+              <w:top w:type="dxa" w:w="140"/>
+              <w:left w:type="dxa" w:w="200"/>
+              <w:bottom w:type="dxa" w:w="140"/>
+              <w:right w:type="dxa" w:w="200"/>
+            </w:tcMar>
+          </w:tcPr>
+          <w:p>
+            <w:pPr>
+              <w:spacing w:after="80"/>
+            </w:pPr>
+            <w:r>
+              <w:rPr>
+                <w:rFonts w:ascii="Cambria" w:cs="Cambria" w:eastAsia="Cambria" w:hAnsi="Cambria"/>
+                <w:b/>
+                <w:bCs/>
+                <w:color w:val="16212A"/>
+                <w:sz w:val="23"/>
+                <w:szCs w:val="23"/>
+              </w:rPr>
+              <w:t xml:space="preserve">Hino 468  </w:t>
+            </w:r>
+            <w:r>
+              <w:rPr>
+                <w:rFonts w:ascii="Cambria" w:cs="Cambria" w:eastAsia="Cambria" w:hAnsi="Cambria"/>
+                <w:i/>
+                <w:iCs/>
+                <w:color w:val="5C6B75"/>
+                <w:sz w:val="18"/>
+                <w:szCs w:val="18"/>
+              </w:rPr>
+              <w:t xml:space="preserve">Fá maior · 2/4 · ♩ = 63-80</w:t>
+            </w:r>
+          </w:p>
+          <w:p>
+            <w:pPr>
+              <w:spacing w:after="20" w:before="60"/>
+            </w:pPr>
+            <w:r>
+              <w:rPr>
+                <w:rFonts w:ascii="Calibri" w:cs="Calibri" w:eastAsia="Calibri" w:hAnsi="Calibri"/>
+                <w:b/>
+                <w:bCs/>
+                <w:color w:val="16212A"/>
+                <w:sz w:val="19"/>
+                <w:szCs w:val="19"/>
+              </w:rPr>
+              <w:t xml:space="preserve">1. </w:t>
+            </w:r>
+            <w:r>
+              <w:rPr>
+                <w:rFonts w:ascii="Calibri" w:cs="Calibri" w:eastAsia="Calibri" w:hAnsi="Calibri"/>
+                <w:b/>
+                <w:bCs/>
+                <w:color w:val="4A6B3F"/>
+                <w:sz w:val="14"/>
+                <w:szCs w:val="14"/>
+              </w:rPr>
+              <w:t xml:space="preserve">NOVO  </w:t>
+            </w:r>
+            <w:r>
+              <w:rPr>
+                <w:rFonts w:ascii="Calibri" w:cs="Calibri" w:eastAsia="Calibri" w:hAnsi="Calibri"/>
+                <w:color w:val="16212A"/>
+                <w:sz w:val="19"/>
+                <w:szCs w:val="19"/>
+              </w:rPr>
+              <w:t xml:space="preserve">O hino 468 tem nota pontuada? Se tiver, mostre uma.</w:t>
+            </w:r>
+          </w:p>
+          <w:p>
+            <w:pPr>
+              <w:pBdr>
+                <w:bottom w:val="dotted" w:color="AFBAC0" w:sz="6" w:space="2"/>
+              </w:pBdr>
+              <w:spacing w:after="0" w:before="200"/>
+              <w:ind w:left="340"/>
+            </w:pPr>
+            <w:r>
+              <w:rPr>
+                <w:sz w:val="20"/>
+                <w:szCs w:val="20"/>
+              </w:rPr>
+              <w:t xml:space="preserve"/>
+            </w:r>
+          </w:p>
+          <w:p>
+            <w:pPr>
+              <w:spacing w:after="20" w:before="60"/>
+            </w:pPr>
+            <w:r>
+              <w:rPr>
+                <w:rFonts w:ascii="Calibri" w:cs="Calibri" w:eastAsia="Calibri" w:hAnsi="Calibri"/>
+                <w:b/>
+                <w:bCs/>
+                <w:color w:val="16212A"/>
+                <w:sz w:val="19"/>
+                <w:szCs w:val="19"/>
+              </w:rPr>
+              <w:t xml:space="preserve">2. </w:t>
+            </w:r>
+            <w:r>
+              <w:rPr>
+                <w:rFonts w:ascii="Calibri" w:cs="Calibri" w:eastAsia="Calibri" w:hAnsi="Calibri"/>
+                <w:color w:val="16212A"/>
+                <w:sz w:val="19"/>
+                <w:szCs w:val="19"/>
+              </w:rPr>
+              <w:t xml:space="preserve">Quantos sistemas tem o hino 468?</w:t>
+            </w:r>
+          </w:p>
+          <w:p>
+            <w:pPr>
+              <w:pBdr>
+                <w:bottom w:val="dotted" w:color="AFBAC0" w:sz="6" w:space="2"/>
+              </w:pBdr>
+              <w:spacing w:after="0" w:before="200"/>
+              <w:ind w:left="340"/>
+            </w:pPr>
+            <w:r>
+              <w:rPr>
+                <w:sz w:val="20"/>
+                <w:szCs w:val="20"/>
+              </w:rPr>
+              <w:t xml:space="preserve"/>
+            </w:r>
+          </w:p>
+          <w:p>
+            <w:pPr>
+              <w:spacing w:after="20" w:before="60"/>
+            </w:pPr>
+            <w:r>
+              <w:rPr>
+                <w:rFonts w:ascii="Calibri" w:cs="Calibri" w:eastAsia="Calibri" w:hAnsi="Calibri"/>
+                <w:b/>
+                <w:bCs/>
+                <w:color w:val="16212A"/>
+                <w:sz w:val="19"/>
+                <w:szCs w:val="19"/>
+              </w:rPr>
+              <w:t xml:space="preserve">3. </w:t>
+            </w:r>
+            <w:r>
+              <w:rPr>
+                <w:rFonts w:ascii="Calibri" w:cs="Calibri" w:eastAsia="Calibri" w:hAnsi="Calibri"/>
+                <w:color w:val="16212A"/>
+                <w:sz w:val="19"/>
+                <w:szCs w:val="19"/>
+              </w:rPr>
+              <w:t xml:space="preserve">Qual é a fórmula de compasso do hino 468? O que indica cada número?</w:t>
+            </w:r>
+          </w:p>
+          <w:p>
+            <w:pPr>
+              <w:pBdr>
+                <w:bottom w:val="dotted" w:color="AFBAC0" w:sz="6" w:space="2"/>
+              </w:pBdr>
+              <w:spacing w:after="0" w:before="200"/>
+              <w:ind w:left="340"/>
+            </w:pPr>
+            <w:r>
+              <w:rPr>
+                <w:sz w:val="20"/>
+                <w:szCs w:val="20"/>
+              </w:rPr>
+              <w:t xml:space="preserve"/>
+            </w:r>
+          </w:p>
+          <w:p>
+            <w:pPr>
+              <w:spacing w:after="20" w:before="60"/>
+            </w:pPr>
+            <w:r>
+              <w:rPr>
+                <w:rFonts w:ascii="Calibri" w:cs="Calibri" w:eastAsia="Calibri" w:hAnsi="Calibri"/>
+                <w:b/>
+                <w:bCs/>
+                <w:color w:val="16212A"/>
+                <w:sz w:val="19"/>
+                <w:szCs w:val="19"/>
+              </w:rPr>
+              <w:t xml:space="preserve">4. </w:t>
+            </w:r>
+            <w:r>
+              <w:rPr>
+                <w:rFonts w:ascii="Calibri" w:cs="Calibri" w:eastAsia="Calibri" w:hAnsi="Calibri"/>
+                <w:color w:val="16212A"/>
+                <w:sz w:val="19"/>
+                <w:szCs w:val="19"/>
+              </w:rPr>
+              <w:t xml:space="preserve">Em que clave está a pauta de cima do hino 468? E a de baixo?</w:t>
+            </w:r>
+          </w:p>
+          <w:p>
+            <w:pPr>
+              <w:pBdr>
+                <w:bottom w:val="dotted" w:color="AFBAC0" w:sz="6" w:space="2"/>
+              </w:pBdr>
+              <w:spacing w:after="0" w:before="200"/>
+              <w:ind w:left="340"/>
+            </w:pPr>
+            <w:r>
+              <w:rPr>
+                <w:sz w:val="20"/>
+                <w:szCs w:val="20"/>
+              </w:rPr>
+              <w:t xml:space="preserve"/>
+            </w:r>
+          </w:p>
+          <w:p>
+            <w:pPr>
+              <w:spacing w:after="20" w:before="60"/>
+            </w:pPr>
+            <w:r>
+              <w:rPr>
+                <w:rFonts w:ascii="Calibri" w:cs="Calibri" w:eastAsia="Calibri" w:hAnsi="Calibri"/>
+                <w:b/>
+                <w:bCs/>
+                <w:color w:val="16212A"/>
+                <w:sz w:val="19"/>
+                <w:szCs w:val="19"/>
+              </w:rPr>
+              <w:t xml:space="preserve">5. </w:t>
+            </w:r>
+            <w:r>
+              <w:rPr>
+                <w:rFonts w:ascii="Calibri" w:cs="Calibri" w:eastAsia="Calibri" w:hAnsi="Calibri"/>
+                <w:color w:val="16212A"/>
+                <w:sz w:val="19"/>
+                <w:szCs w:val="19"/>
+              </w:rPr>
+              <w:t xml:space="preserve">Qual é a marcação de velocidade do hino 468, e qual a velocidade média?</w:t>
+            </w:r>
+          </w:p>
+          <w:p>
+            <w:pPr>
+              <w:pBdr>
+                <w:bottom w:val="dotted" w:color="AFBAC0" w:sz="6" w:space="2"/>
+              </w:pBdr>
+              <w:spacing w:after="0" w:before="200"/>
+              <w:ind w:left="340"/>
+            </w:pPr>
+            <w:r>
+              <w:rPr>
+                <w:sz w:val="20"/>
+                <w:szCs w:val="20"/>
+              </w:rPr>
+              <w:t xml:space="preserve"/>
+            </w:r>
+          </w:p>
+          <w:p>
+            <w:pPr>
+              <w:spacing w:after="20" w:before="60"/>
+            </w:pPr>
+            <w:r>
+              <w:rPr>
+                <w:rFonts w:ascii="Calibri" w:cs="Calibri" w:eastAsia="Calibri" w:hAnsi="Calibri"/>
+                <w:b/>
+                <w:bCs/>
+                <w:color w:val="16212A"/>
+                <w:sz w:val="19"/>
+                <w:szCs w:val="19"/>
+              </w:rPr>
+              <w:t xml:space="preserve">6. </w:t>
+            </w:r>
+            <w:r>
+              <w:rPr>
+                <w:rFonts w:ascii="Calibri" w:cs="Calibri" w:eastAsia="Calibri" w:hAnsi="Calibri"/>
+                <w:color w:val="16212A"/>
+                <w:sz w:val="19"/>
+                <w:szCs w:val="19"/>
+              </w:rPr>
+              <w:t xml:space="preserve">No hino 468, qual é a unidade de tempo e qual a unidade de compasso?</w:t>
+            </w:r>
+          </w:p>
+          <w:p>
+            <w:pPr>
+              <w:pBdr>
+                <w:bottom w:val="dotted" w:color="AFBAC0" w:sz="6" w:space="2"/>
+              </w:pBdr>
+              <w:spacing w:after="0" w:before="200"/>
+              <w:ind w:left="340"/>
+            </w:pPr>
+            <w:r>
+              <w:rPr>
+                <w:sz w:val="20"/>
+                <w:szCs w:val="20"/>
+              </w:rPr>
+              <w:t xml:space="preserve"/>
+            </w:r>
+          </w:p>
+          <w:p>
+            <w:pPr>
+              <w:spacing w:after="20" w:before="60"/>
+            </w:pPr>
+            <w:r>
+              <w:rPr>
+                <w:rFonts w:ascii="Calibri" w:cs="Calibri" w:eastAsia="Calibri" w:hAnsi="Calibri"/>
+                <w:b/>
+                <w:bCs/>
+                <w:color w:val="16212A"/>
+                <w:sz w:val="19"/>
+                <w:szCs w:val="19"/>
+              </w:rPr>
+              <w:t xml:space="preserve">7. </w:t>
+            </w:r>
+            <w:r>
+              <w:rPr>
+                <w:rFonts w:ascii="Calibri" w:cs="Calibri" w:eastAsia="Calibri" w:hAnsi="Calibri"/>
+                <w:color w:val="16212A"/>
+                <w:sz w:val="19"/>
+                <w:szCs w:val="19"/>
+              </w:rPr>
+              <w:t xml:space="preserve">Qual é a nota mais aguda do soprano no hino 468? Em que linha ou espaço ela está?</w:t>
+            </w:r>
+          </w:p>
+          <w:p>
+            <w:pPr>
+              <w:pBdr>
+                <w:bottom w:val="dotted" w:color="AFBAC0" w:sz="6" w:space="2"/>
+              </w:pBdr>
+              <w:spacing w:after="0" w:before="200"/>
+              <w:ind w:left="340"/>
+            </w:pPr>
+            <w:r>
+              <w:rPr>
+                <w:sz w:val="20"/>
+                <w:szCs w:val="20"/>
+              </w:rPr>
+              <w:t xml:space="preserve"/>
+            </w:r>
+          </w:p>
+        </w:tc>
+      </w:tr>
+    </w:tbl>
+    <w:p>
+      <w:pPr>
+        <w:spacing w:after="160"/>
+      </w:pPr>
+    </w:p>
+    <w:tbl>
+      <w:tblPr>
+        <w:tblW w:type="dxa" w:w="9350"/>
+        <w:tblBorders>
+          <w:top w:val="single" w:color="D6DCDA" w:sz="2"/>
+          <w:left w:val="single" w:color="4A6B3F" w:sz="18"/>
+          <w:bottom w:val="single" w:color="D6DCDA" w:sz="2"/>
+          <w:right w:val="single" w:color="D6DCDA" w:sz="2"/>
+          <w:insideH w:val="none" w:color="FFFFFF" w:sz="0"/>
+          <w:insideV w:val="none" w:color="FFFFFF" w:sz="0"/>
+        </w:tblBorders>
+      </w:tblPr>
+      <w:tblGrid>
+        <w:gridCol w:w="9350"/>
+      </w:tblGrid>
+      <w:tr>
+        <w:tc>
+          <w:tcPr>
+            <w:tcW w:type="dxa" w:w="9350"/>
+            <w:shd w:fill="F4F7F2" w:val="clear"/>
+            <w:tcMar>
+              <w:top w:type="dxa" w:w="140"/>
+              <w:left w:type="dxa" w:w="200"/>
+              <w:bottom w:type="dxa" w:w="140"/>
+              <w:right w:type="dxa" w:w="200"/>
+            </w:tcMar>
+          </w:tcPr>
+          <w:p>
+            <w:pPr>
+              <w:spacing w:after="80"/>
+            </w:pPr>
+            <w:r>
+              <w:rPr>
+                <w:rFonts w:ascii="Cambria" w:cs="Cambria" w:eastAsia="Cambria" w:hAnsi="Cambria"/>
+                <w:b/>
+                <w:bCs/>
+                <w:color w:val="16212A"/>
+                <w:sz w:val="23"/>
+                <w:szCs w:val="23"/>
+              </w:rPr>
+              <w:t xml:space="preserve">Hino 477  </w:t>
+            </w:r>
+            <w:r>
+              <w:rPr>
+                <w:rFonts w:ascii="Cambria" w:cs="Cambria" w:eastAsia="Cambria" w:hAnsi="Cambria"/>
+                <w:i/>
+                <w:iCs/>
+                <w:color w:val="5C6B75"/>
+                <w:sz w:val="18"/>
+                <w:szCs w:val="18"/>
+              </w:rPr>
+              <w:t xml:space="preserve">Si♭ maior · 4/4</w:t>
+            </w:r>
+          </w:p>
+          <w:p>
+            <w:pPr>
+              <w:spacing w:after="20" w:before="60"/>
+            </w:pPr>
+            <w:r>
+              <w:rPr>
+                <w:rFonts w:ascii="Calibri" w:cs="Calibri" w:eastAsia="Calibri" w:hAnsi="Calibri"/>
+                <w:b/>
+                <w:bCs/>
+                <w:color w:val="16212A"/>
+                <w:sz w:val="19"/>
+                <w:szCs w:val="19"/>
+              </w:rPr>
+              <w:t xml:space="preserve">1. </w:t>
+            </w:r>
+            <w:r>
+              <w:rPr>
+                <w:rFonts w:ascii="Calibri" w:cs="Calibri" w:eastAsia="Calibri" w:hAnsi="Calibri"/>
+                <w:b/>
+                <w:bCs/>
+                <w:color w:val="4A6B3F"/>
+                <w:sz w:val="14"/>
+                <w:szCs w:val="14"/>
+              </w:rPr>
+              <w:t xml:space="preserve">NOVO  </w:t>
+            </w:r>
+            <w:r>
+              <w:rPr>
+                <w:rFonts w:ascii="Calibri" w:cs="Calibri" w:eastAsia="Calibri" w:hAnsi="Calibri"/>
+                <w:color w:val="16212A"/>
+                <w:sz w:val="19"/>
+                <w:szCs w:val="19"/>
+              </w:rPr>
+              <w:t xml:space="preserve">O hino 477 tem nota pontuada? Se tiver, mostre uma.</w:t>
+            </w:r>
+          </w:p>
+          <w:p>
+            <w:pPr>
+              <w:pBdr>
+                <w:bottom w:val="dotted" w:color="AFBAC0" w:sz="6" w:space="2"/>
+              </w:pBdr>
+              <w:spacing w:after="0" w:before="200"/>
+              <w:ind w:left="340"/>
+            </w:pPr>
+            <w:r>
+              <w:rPr>
+                <w:sz w:val="20"/>
+                <w:szCs w:val="20"/>
+              </w:rPr>
+              <w:t xml:space="preserve"/>
+            </w:r>
+          </w:p>
+          <w:p>
+            <w:pPr>
+              <w:spacing w:after="20" w:before="60"/>
+            </w:pPr>
+            <w:r>
+              <w:rPr>
+                <w:rFonts w:ascii="Calibri" w:cs="Calibri" w:eastAsia="Calibri" w:hAnsi="Calibri"/>
+                <w:b/>
+                <w:bCs/>
+                <w:color w:val="16212A"/>
+                <w:sz w:val="19"/>
+                <w:szCs w:val="19"/>
+              </w:rPr>
+              <w:t xml:space="preserve">2. </w:t>
+            </w:r>
+            <w:r>
+              <w:rPr>
+                <w:rFonts w:ascii="Calibri" w:cs="Calibri" w:eastAsia="Calibri" w:hAnsi="Calibri"/>
+                <w:color w:val="16212A"/>
+                <w:sz w:val="19"/>
+                <w:szCs w:val="19"/>
+              </w:rPr>
+              <w:t xml:space="preserve">Quantos sistemas tem o hino 477?</w:t>
+            </w:r>
+          </w:p>
+          <w:p>
+            <w:pPr>
+              <w:pBdr>
+                <w:bottom w:val="dotted" w:color="AFBAC0" w:sz="6" w:space="2"/>
+              </w:pBdr>
+              <w:spacing w:after="0" w:before="200"/>
+              <w:ind w:left="340"/>
+            </w:pPr>
+            <w:r>
+              <w:rPr>
+                <w:sz w:val="20"/>
+                <w:szCs w:val="20"/>
+              </w:rPr>
+              <w:t xml:space="preserve"/>
+            </w:r>
+          </w:p>
+          <w:p>
+            <w:pPr>
+              <w:spacing w:after="20" w:before="60"/>
+            </w:pPr>
+            <w:r>
+              <w:rPr>
+                <w:rFonts w:ascii="Calibri" w:cs="Calibri" w:eastAsia="Calibri" w:hAnsi="Calibri"/>
+                <w:b/>
+                <w:bCs/>
+                <w:color w:val="16212A"/>
+                <w:sz w:val="19"/>
+                <w:szCs w:val="19"/>
+              </w:rPr>
+              <w:t xml:space="preserve">3. </w:t>
+            </w:r>
+            <w:r>
+              <w:rPr>
+                <w:rFonts w:ascii="Calibri" w:cs="Calibri" w:eastAsia="Calibri" w:hAnsi="Calibri"/>
+                <w:color w:val="16212A"/>
+                <w:sz w:val="19"/>
+                <w:szCs w:val="19"/>
+              </w:rPr>
+              <w:t xml:space="preserve">No hino 477, qual é a unidade de tempo e qual a unidade de compasso?</w:t>
+            </w:r>
+          </w:p>
+          <w:p>
+            <w:pPr>
+              <w:pBdr>
+                <w:bottom w:val="dotted" w:color="AFBAC0" w:sz="6" w:space="2"/>
+              </w:pBdr>
+              <w:spacing w:after="0" w:before="200"/>
+              <w:ind w:left="340"/>
+            </w:pPr>
+            <w:r>
+              <w:rPr>
+                <w:sz w:val="20"/>
+                <w:szCs w:val="20"/>
+              </w:rPr>
+              <w:t xml:space="preserve"/>
+            </w:r>
+          </w:p>
+          <w:p>
+            <w:pPr>
+              <w:spacing w:after="20" w:before="60"/>
+            </w:pPr>
+            <w:r>
+              <w:rPr>
+                <w:rFonts w:ascii="Calibri" w:cs="Calibri" w:eastAsia="Calibri" w:hAnsi="Calibri"/>
+                <w:b/>
+                <w:bCs/>
+                <w:color w:val="16212A"/>
+                <w:sz w:val="19"/>
+                <w:szCs w:val="19"/>
+              </w:rPr>
+              <w:t xml:space="preserve">4. </w:t>
+            </w:r>
+            <w:r>
+              <w:rPr>
+                <w:rFonts w:ascii="Calibri" w:cs="Calibri" w:eastAsia="Calibri" w:hAnsi="Calibri"/>
+                <w:color w:val="16212A"/>
+                <w:sz w:val="19"/>
+                <w:szCs w:val="19"/>
+              </w:rPr>
+              <w:t xml:space="preserve">Em que clave está a pauta de cima do hino 477? E a de baixo?</w:t>
+            </w:r>
+          </w:p>
+          <w:p>
+            <w:pPr>
+              <w:pBdr>
+                <w:bottom w:val="dotted" w:color="AFBAC0" w:sz="6" w:space="2"/>
+              </w:pBdr>
+              <w:spacing w:after="0" w:before="200"/>
+              <w:ind w:left="340"/>
+            </w:pPr>
+            <w:r>
+              <w:rPr>
+                <w:sz w:val="20"/>
+                <w:szCs w:val="20"/>
+              </w:rPr>
+              <w:t xml:space="preserve"/>
+            </w:r>
+          </w:p>
+          <w:p>
+            <w:pPr>
+              <w:spacing w:after="20" w:before="60"/>
+            </w:pPr>
+            <w:r>
+              <w:rPr>
+                <w:rFonts w:ascii="Calibri" w:cs="Calibri" w:eastAsia="Calibri" w:hAnsi="Calibri"/>
+                <w:b/>
+                <w:bCs/>
+                <w:color w:val="16212A"/>
+                <w:sz w:val="19"/>
+                <w:szCs w:val="19"/>
+              </w:rPr>
+              <w:t xml:space="preserve">5. </w:t>
+            </w:r>
+            <w:r>
+              <w:rPr>
+                <w:rFonts w:ascii="Calibri" w:cs="Calibri" w:eastAsia="Calibri" w:hAnsi="Calibri"/>
+                <w:color w:val="16212A"/>
+                <w:sz w:val="19"/>
+                <w:szCs w:val="19"/>
+              </w:rPr>
+              <w:t xml:space="preserve">Qual é a fórmula de compasso do hino 477? O que indica cada número?</w:t>
+            </w:r>
+          </w:p>
+          <w:p>
+            <w:pPr>
+              <w:pBdr>
+                <w:bottom w:val="dotted" w:color="AFBAC0" w:sz="6" w:space="2"/>
+              </w:pBdr>
+              <w:spacing w:after="0" w:before="200"/>
+              <w:ind w:left="340"/>
+            </w:pPr>
+            <w:r>
+              <w:rPr>
+                <w:sz w:val="20"/>
+                <w:szCs w:val="20"/>
+              </w:rPr>
+              <w:t xml:space="preserve"/>
+            </w:r>
+          </w:p>
+          <w:p>
+            <w:pPr>
+              <w:spacing w:after="20" w:before="60"/>
+            </w:pPr>
+            <w:r>
+              <w:rPr>
+                <w:rFonts w:ascii="Calibri" w:cs="Calibri" w:eastAsia="Calibri" w:hAnsi="Calibri"/>
+                <w:b/>
+                <w:bCs/>
+                <w:color w:val="16212A"/>
+                <w:sz w:val="19"/>
+                <w:szCs w:val="19"/>
+              </w:rPr>
+              <w:t xml:space="preserve">6. </w:t>
+            </w:r>
+            <w:r>
+              <w:rPr>
+                <w:rFonts w:ascii="Calibri" w:cs="Calibri" w:eastAsia="Calibri" w:hAnsi="Calibri"/>
+                <w:color w:val="16212A"/>
+                <w:sz w:val="19"/>
+                <w:szCs w:val="19"/>
+              </w:rPr>
+              <w:t xml:space="preserve">Qual é a nota mais aguda do soprano no hino 477? Em que linha ou espaço ela está?</w:t>
+            </w:r>
+          </w:p>
+          <w:p>
+            <w:pPr>
+              <w:pBdr>
+                <w:bottom w:val="dotted" w:color="AFBAC0" w:sz="6" w:space="2"/>
+              </w:pBdr>
+              <w:spacing w:after="0" w:before="200"/>
+              <w:ind w:left="340"/>
+            </w:pPr>
+            <w:r>
+              <w:rPr>
+                <w:sz w:val="20"/>
+                <w:szCs w:val="20"/>
+              </w:rPr>
+              <w:t xml:space="preserve"/>
+            </w:r>
+          </w:p>
+          <w:p>
+            <w:pPr>
+              <w:spacing w:after="20" w:before="60"/>
+            </w:pPr>
+            <w:r>
+              <w:rPr>
+                <w:rFonts w:ascii="Calibri" w:cs="Calibri" w:eastAsia="Calibri" w:hAnsi="Calibri"/>
+                <w:b/>
+                <w:bCs/>
+                <w:color w:val="16212A"/>
+                <w:sz w:val="19"/>
+                <w:szCs w:val="19"/>
+              </w:rPr>
+              <w:t xml:space="preserve">7. </w:t>
+            </w:r>
+            <w:r>
+              <w:rPr>
+                <w:rFonts w:ascii="Calibri" w:cs="Calibri" w:eastAsia="Calibri" w:hAnsi="Calibri"/>
+                <w:color w:val="16212A"/>
+                <w:sz w:val="19"/>
+                <w:szCs w:val="19"/>
+              </w:rPr>
+              <w:t xml:space="preserve">E a nota mais grave da pauta de Sol no hino 477 — que é do contralto —, qual é e onde está?</w:t>
+            </w:r>
+          </w:p>
+          <w:p>
+            <w:pPr>
+              <w:pBdr>
+                <w:bottom w:val="dotted" w:color="AFBAC0" w:sz="6" w:space="2"/>
+              </w:pBdr>
+              <w:spacing w:after="0" w:before="200"/>
+              <w:ind w:left="340"/>
+            </w:pPr>
+            <w:r>
+              <w:rPr>
+                <w:sz w:val="20"/>
+                <w:szCs w:val="20"/>
+              </w:rPr>
+              <w:t xml:space="preserve"/>
+            </w:r>
+          </w:p>
+        </w:tc>
+      </w:tr>
+    </w:tbl>
+    <w:p>
+      <w:pPr>
+        <w:spacing w:after="160"/>
+      </w:pPr>
+    </w:p>
+    <w:p>
       <w:pPr>
         <w:pStyle w:val="Heading1"/>
         <w:spacing w:after="50"/>
@@ -12951,6 +14082,1159 @@
       <w:r>
         <w:br w:type="page"/>
       </w:r>
+    </w:p>
+    <w:p>
+      <w:r>
+        <w:br w:type="page"/>
+      </w:r>
+    </w:p>
+    <w:p>
+      <w:pPr>
+        <w:spacing w:after="60" w:line="300"/>
+      </w:pPr>
+      <w:r>
+        <w:rPr>
+          <w:rFonts w:ascii="Calibri" w:cs="Calibri" w:eastAsia="Calibri" w:hAnsi="Calibri"/>
+          <w:caps/>
+          <w:color w:val="5C6B75"/>
+          <w:spacing w:val="16"/>
+          <w:sz w:val="16"/>
+          <w:szCs w:val="16"/>
+        </w:rPr>
+        <w:t xml:space="preserve">Fim da fase 5 · análise de hinos</w:t>
+      </w:r>
+    </w:p>
+    <w:p>
+      <w:pPr>
+        <w:spacing w:after="100"/>
+      </w:pPr>
+      <w:r>
+        <w:rPr>
+          <w:rFonts w:ascii="Cambria" w:cs="Cambria" w:eastAsia="Cambria" w:hAnsi="Cambria"/>
+          <w:b/>
+          <w:bCs/>
+          <w:color w:val="4A6B3F"/>
+          <w:sz w:val="32"/>
+          <w:szCs w:val="32"/>
+        </w:rPr>
+        <w:t xml:space="preserve">Com o hinário em mãos</w:t>
+      </w:r>
+    </w:p>
+    <w:p>
+      <w:pPr>
+        <w:spacing w:after="160" w:line="300"/>
+      </w:pPr>
+      <w:r>
+        <w:rPr>
+          <w:rFonts w:ascii="Calibri" w:cs="Calibri" w:eastAsia="Calibri" w:hAnsi="Calibri"/>
+          <w:color w:val="3F4C55"/>
+          <w:sz w:val="19"/>
+          <w:szCs w:val="19"/>
+        </w:rPr>
+        <w:t xml:space="preserve">Fase 5 — tercinas, fermata e fórmula em 6. As perguntas cobrem só o que foi estudado até aqui: as marcadas “novo” são desta fase; as outras revisam as anteriores.</w:t>
+      </w:r>
+    </w:p>
+    <w:tbl>
+      <w:tblPr>
+        <w:tblW w:type="dxa" w:w="9350"/>
+        <w:tblBorders>
+          <w:top w:val="single" w:color="D6DCDA" w:sz="2"/>
+          <w:left w:val="single" w:color="4A6B3F" w:sz="18"/>
+          <w:bottom w:val="single" w:color="D6DCDA" w:sz="2"/>
+          <w:right w:val="single" w:color="D6DCDA" w:sz="2"/>
+          <w:insideH w:val="none" w:color="FFFFFF" w:sz="0"/>
+          <w:insideV w:val="none" w:color="FFFFFF" w:sz="0"/>
+        </w:tblBorders>
+      </w:tblPr>
+      <w:tblGrid>
+        <w:gridCol w:w="9350"/>
+      </w:tblGrid>
+      <w:tr>
+        <w:tc>
+          <w:tcPr>
+            <w:tcW w:type="dxa" w:w="9350"/>
+            <w:shd w:fill="F4F7F2" w:val="clear"/>
+            <w:tcMar>
+              <w:top w:type="dxa" w:w="140"/>
+              <w:left w:type="dxa" w:w="200"/>
+              <w:bottom w:type="dxa" w:w="140"/>
+              <w:right w:type="dxa" w:w="200"/>
+            </w:tcMar>
+          </w:tcPr>
+          <w:p>
+            <w:pPr>
+              <w:spacing w:after="80"/>
+            </w:pPr>
+            <w:r>
+              <w:rPr>
+                <w:rFonts w:ascii="Cambria" w:cs="Cambria" w:eastAsia="Cambria" w:hAnsi="Cambria"/>
+                <w:b/>
+                <w:bCs/>
+                <w:color w:val="16212A"/>
+                <w:sz w:val="23"/>
+                <w:szCs w:val="23"/>
+              </w:rPr>
+              <w:t xml:space="preserve">Hino 469  </w:t>
+            </w:r>
+            <w:r>
+              <w:rPr>
+                <w:rFonts w:ascii="Cambria" w:cs="Cambria" w:eastAsia="Cambria" w:hAnsi="Cambria"/>
+                <w:i/>
+                <w:iCs/>
+                <w:color w:val="5C6B75"/>
+                <w:sz w:val="18"/>
+                <w:szCs w:val="18"/>
+              </w:rPr>
+              <w:t xml:space="preserve">Lá♭ maior · 4/4 · ♩ = 76-84</w:t>
+            </w:r>
+          </w:p>
+          <w:p>
+            <w:pPr>
+              <w:spacing w:after="20" w:before="60"/>
+            </w:pPr>
+            <w:r>
+              <w:rPr>
+                <w:rFonts w:ascii="Calibri" w:cs="Calibri" w:eastAsia="Calibri" w:hAnsi="Calibri"/>
+                <w:b/>
+                <w:bCs/>
+                <w:color w:val="16212A"/>
+                <w:sz w:val="19"/>
+                <w:szCs w:val="19"/>
+              </w:rPr>
+              <w:t xml:space="preserve">1. </w:t>
+            </w:r>
+            <w:r>
+              <w:rPr>
+                <w:rFonts w:ascii="Calibri" w:cs="Calibri" w:eastAsia="Calibri" w:hAnsi="Calibri"/>
+                <w:b/>
+                <w:bCs/>
+                <w:color w:val="4A6B3F"/>
+                <w:sz w:val="14"/>
+                <w:szCs w:val="14"/>
+              </w:rPr>
+              <w:t xml:space="preserve">NOVO  </w:t>
+            </w:r>
+            <w:r>
+              <w:rPr>
+                <w:rFonts w:ascii="Calibri" w:cs="Calibri" w:eastAsia="Calibri" w:hAnsi="Calibri"/>
+                <w:color w:val="16212A"/>
+                <w:sz w:val="19"/>
+                <w:szCs w:val="19"/>
+              </w:rPr>
+              <w:t xml:space="preserve">O hino 469 tem fermata? Se tiver, como ela se executa?</w:t>
+            </w:r>
+          </w:p>
+          <w:p>
+            <w:pPr>
+              <w:pBdr>
+                <w:bottom w:val="dotted" w:color="AFBAC0" w:sz="6" w:space="2"/>
+              </w:pBdr>
+              <w:spacing w:after="0" w:before="200"/>
+              <w:ind w:left="340"/>
+            </w:pPr>
+            <w:r>
+              <w:rPr>
+                <w:sz w:val="20"/>
+                <w:szCs w:val="20"/>
+              </w:rPr>
+              <w:t xml:space="preserve"/>
+            </w:r>
+          </w:p>
+          <w:p>
+            <w:pPr>
+              <w:spacing w:after="20" w:before="60"/>
+            </w:pPr>
+            <w:r>
+              <w:rPr>
+                <w:rFonts w:ascii="Calibri" w:cs="Calibri" w:eastAsia="Calibri" w:hAnsi="Calibri"/>
+                <w:b/>
+                <w:bCs/>
+                <w:color w:val="16212A"/>
+                <w:sz w:val="19"/>
+                <w:szCs w:val="19"/>
+              </w:rPr>
+              <w:t xml:space="preserve">2. </w:t>
+            </w:r>
+            <w:r>
+              <w:rPr>
+                <w:rFonts w:ascii="Calibri" w:cs="Calibri" w:eastAsia="Calibri" w:hAnsi="Calibri"/>
+                <w:b/>
+                <w:bCs/>
+                <w:color w:val="4A6B3F"/>
+                <w:sz w:val="14"/>
+                <w:szCs w:val="14"/>
+              </w:rPr>
+              <w:t xml:space="preserve">NOVO  </w:t>
+            </w:r>
+            <w:r>
+              <w:rPr>
+                <w:rFonts w:ascii="Calibri" w:cs="Calibri" w:eastAsia="Calibri" w:hAnsi="Calibri"/>
+                <w:color w:val="16212A"/>
+                <w:sz w:val="19"/>
+                <w:szCs w:val="19"/>
+              </w:rPr>
+              <w:t xml:space="preserve">Localize uma tercina no hino 469. Como se tocam as três notas?</w:t>
+            </w:r>
+          </w:p>
+          <w:p>
+            <w:pPr>
+              <w:pBdr>
+                <w:bottom w:val="dotted" w:color="AFBAC0" w:sz="6" w:space="2"/>
+              </w:pBdr>
+              <w:spacing w:after="0" w:before="200"/>
+              <w:ind w:left="340"/>
+            </w:pPr>
+            <w:r>
+              <w:rPr>
+                <w:sz w:val="20"/>
+                <w:szCs w:val="20"/>
+              </w:rPr>
+              <w:t xml:space="preserve"/>
+            </w:r>
+          </w:p>
+          <w:p>
+            <w:pPr>
+              <w:spacing w:after="20" w:before="60"/>
+            </w:pPr>
+            <w:r>
+              <w:rPr>
+                <w:rFonts w:ascii="Calibri" w:cs="Calibri" w:eastAsia="Calibri" w:hAnsi="Calibri"/>
+                <w:b/>
+                <w:bCs/>
+                <w:color w:val="16212A"/>
+                <w:sz w:val="19"/>
+                <w:szCs w:val="19"/>
+              </w:rPr>
+              <w:t xml:space="preserve">3. </w:t>
+            </w:r>
+            <w:r>
+              <w:rPr>
+                <w:rFonts w:ascii="Calibri" w:cs="Calibri" w:eastAsia="Calibri" w:hAnsi="Calibri"/>
+                <w:color w:val="16212A"/>
+                <w:sz w:val="19"/>
+                <w:szCs w:val="19"/>
+              </w:rPr>
+              <w:t xml:space="preserve">O hino 469 tem nota pontuada? Se tiver, mostre uma.</w:t>
+            </w:r>
+          </w:p>
+          <w:p>
+            <w:pPr>
+              <w:pBdr>
+                <w:bottom w:val="dotted" w:color="AFBAC0" w:sz="6" w:space="2"/>
+              </w:pBdr>
+              <w:spacing w:after="0" w:before="200"/>
+              <w:ind w:left="340"/>
+            </w:pPr>
+            <w:r>
+              <w:rPr>
+                <w:sz w:val="20"/>
+                <w:szCs w:val="20"/>
+              </w:rPr>
+              <w:t xml:space="preserve"/>
+            </w:r>
+          </w:p>
+          <w:p>
+            <w:pPr>
+              <w:spacing w:after="20" w:before="60"/>
+            </w:pPr>
+            <w:r>
+              <w:rPr>
+                <w:rFonts w:ascii="Calibri" w:cs="Calibri" w:eastAsia="Calibri" w:hAnsi="Calibri"/>
+                <w:b/>
+                <w:bCs/>
+                <w:color w:val="16212A"/>
+                <w:sz w:val="19"/>
+                <w:szCs w:val="19"/>
+              </w:rPr>
+              <w:t xml:space="preserve">4. </w:t>
+            </w:r>
+            <w:r>
+              <w:rPr>
+                <w:rFonts w:ascii="Calibri" w:cs="Calibri" w:eastAsia="Calibri" w:hAnsi="Calibri"/>
+                <w:color w:val="16212A"/>
+                <w:sz w:val="19"/>
+                <w:szCs w:val="19"/>
+              </w:rPr>
+              <w:t xml:space="preserve">Qual é a marcação de velocidade do hino 469, e qual a velocidade média?</w:t>
+            </w:r>
+          </w:p>
+          <w:p>
+            <w:pPr>
+              <w:pBdr>
+                <w:bottom w:val="dotted" w:color="AFBAC0" w:sz="6" w:space="2"/>
+              </w:pBdr>
+              <w:spacing w:after="0" w:before="200"/>
+              <w:ind w:left="340"/>
+            </w:pPr>
+            <w:r>
+              <w:rPr>
+                <w:sz w:val="20"/>
+                <w:szCs w:val="20"/>
+              </w:rPr>
+              <w:t xml:space="preserve"/>
+            </w:r>
+          </w:p>
+          <w:p>
+            <w:pPr>
+              <w:spacing w:after="20" w:before="60"/>
+            </w:pPr>
+            <w:r>
+              <w:rPr>
+                <w:rFonts w:ascii="Calibri" w:cs="Calibri" w:eastAsia="Calibri" w:hAnsi="Calibri"/>
+                <w:b/>
+                <w:bCs/>
+                <w:color w:val="16212A"/>
+                <w:sz w:val="19"/>
+                <w:szCs w:val="19"/>
+              </w:rPr>
+              <w:t xml:space="preserve">5. </w:t>
+            </w:r>
+            <w:r>
+              <w:rPr>
+                <w:rFonts w:ascii="Calibri" w:cs="Calibri" w:eastAsia="Calibri" w:hAnsi="Calibri"/>
+                <w:color w:val="16212A"/>
+                <w:sz w:val="19"/>
+                <w:szCs w:val="19"/>
+              </w:rPr>
+              <w:t xml:space="preserve">No hino 469, qual é a unidade de tempo e qual a unidade de compasso?</w:t>
+            </w:r>
+          </w:p>
+          <w:p>
+            <w:pPr>
+              <w:pBdr>
+                <w:bottom w:val="dotted" w:color="AFBAC0" w:sz="6" w:space="2"/>
+              </w:pBdr>
+              <w:spacing w:after="0" w:before="200"/>
+              <w:ind w:left="340"/>
+            </w:pPr>
+            <w:r>
+              <w:rPr>
+                <w:sz w:val="20"/>
+                <w:szCs w:val="20"/>
+              </w:rPr>
+              <w:t xml:space="preserve"/>
+            </w:r>
+          </w:p>
+          <w:p>
+            <w:pPr>
+              <w:spacing w:after="20" w:before="60"/>
+            </w:pPr>
+            <w:r>
+              <w:rPr>
+                <w:rFonts w:ascii="Calibri" w:cs="Calibri" w:eastAsia="Calibri" w:hAnsi="Calibri"/>
+                <w:b/>
+                <w:bCs/>
+                <w:color w:val="16212A"/>
+                <w:sz w:val="19"/>
+                <w:szCs w:val="19"/>
+              </w:rPr>
+              <w:t xml:space="preserve">6. </w:t>
+            </w:r>
+            <w:r>
+              <w:rPr>
+                <w:rFonts w:ascii="Calibri" w:cs="Calibri" w:eastAsia="Calibri" w:hAnsi="Calibri"/>
+                <w:color w:val="16212A"/>
+                <w:sz w:val="19"/>
+                <w:szCs w:val="19"/>
+              </w:rPr>
+              <w:t xml:space="preserve">Qual é a nota mais aguda do soprano no hino 469? Em que linha ou espaço ela está?</w:t>
+            </w:r>
+          </w:p>
+          <w:p>
+            <w:pPr>
+              <w:pBdr>
+                <w:bottom w:val="dotted" w:color="AFBAC0" w:sz="6" w:space="2"/>
+              </w:pBdr>
+              <w:spacing w:after="0" w:before="200"/>
+              <w:ind w:left="340"/>
+            </w:pPr>
+            <w:r>
+              <w:rPr>
+                <w:sz w:val="20"/>
+                <w:szCs w:val="20"/>
+              </w:rPr>
+              <w:t xml:space="preserve"/>
+            </w:r>
+          </w:p>
+          <w:p>
+            <w:pPr>
+              <w:spacing w:after="20" w:before="60"/>
+            </w:pPr>
+            <w:r>
+              <w:rPr>
+                <w:rFonts w:ascii="Calibri" w:cs="Calibri" w:eastAsia="Calibri" w:hAnsi="Calibri"/>
+                <w:b/>
+                <w:bCs/>
+                <w:color w:val="16212A"/>
+                <w:sz w:val="19"/>
+                <w:szCs w:val="19"/>
+              </w:rPr>
+              <w:t xml:space="preserve">7. </w:t>
+            </w:r>
+            <w:r>
+              <w:rPr>
+                <w:rFonts w:ascii="Calibri" w:cs="Calibri" w:eastAsia="Calibri" w:hAnsi="Calibri"/>
+                <w:color w:val="16212A"/>
+                <w:sz w:val="19"/>
+                <w:szCs w:val="19"/>
+              </w:rPr>
+              <w:t xml:space="preserve">Quantos sistemas tem o hino 469?</w:t>
+            </w:r>
+          </w:p>
+          <w:p>
+            <w:pPr>
+              <w:pBdr>
+                <w:bottom w:val="dotted" w:color="AFBAC0" w:sz="6" w:space="2"/>
+              </w:pBdr>
+              <w:spacing w:after="0" w:before="200"/>
+              <w:ind w:left="340"/>
+            </w:pPr>
+            <w:r>
+              <w:rPr>
+                <w:sz w:val="20"/>
+                <w:szCs w:val="20"/>
+              </w:rPr>
+              <w:t xml:space="preserve"/>
+            </w:r>
+          </w:p>
+        </w:tc>
+      </w:tr>
+    </w:tbl>
+    <w:p>
+      <w:pPr>
+        <w:spacing w:after="160"/>
+      </w:pPr>
+    </w:p>
+    <w:tbl>
+      <w:tblPr>
+        <w:tblW w:type="dxa" w:w="9350"/>
+        <w:tblBorders>
+          <w:top w:val="single" w:color="D6DCDA" w:sz="2"/>
+          <w:left w:val="single" w:color="4A6B3F" w:sz="18"/>
+          <w:bottom w:val="single" w:color="D6DCDA" w:sz="2"/>
+          <w:right w:val="single" w:color="D6DCDA" w:sz="2"/>
+          <w:insideH w:val="none" w:color="FFFFFF" w:sz="0"/>
+          <w:insideV w:val="none" w:color="FFFFFF" w:sz="0"/>
+        </w:tblBorders>
+      </w:tblPr>
+      <w:tblGrid>
+        <w:gridCol w:w="9350"/>
+      </w:tblGrid>
+      <w:tr>
+        <w:tc>
+          <w:tcPr>
+            <w:tcW w:type="dxa" w:w="9350"/>
+            <w:shd w:fill="F4F7F2" w:val="clear"/>
+            <w:tcMar>
+              <w:top w:type="dxa" w:w="140"/>
+              <w:left w:type="dxa" w:w="200"/>
+              <w:bottom w:type="dxa" w:w="140"/>
+              <w:right w:type="dxa" w:w="200"/>
+            </w:tcMar>
+          </w:tcPr>
+          <w:p>
+            <w:pPr>
+              <w:spacing w:after="80"/>
+            </w:pPr>
+            <w:r>
+              <w:rPr>
+                <w:rFonts w:ascii="Cambria" w:cs="Cambria" w:eastAsia="Cambria" w:hAnsi="Cambria"/>
+                <w:b/>
+                <w:bCs/>
+                <w:color w:val="16212A"/>
+                <w:sz w:val="23"/>
+                <w:szCs w:val="23"/>
+              </w:rPr>
+              <w:t xml:space="preserve">Hino 438  </w:t>
+            </w:r>
+            <w:r>
+              <w:rPr>
+                <w:rFonts w:ascii="Cambria" w:cs="Cambria" w:eastAsia="Cambria" w:hAnsi="Cambria"/>
+                <w:i/>
+                <w:iCs/>
+                <w:color w:val="5C6B75"/>
+                <w:sz w:val="18"/>
+                <w:szCs w:val="18"/>
+              </w:rPr>
+              <w:t xml:space="preserve">Mi♭ maior · 6/8 · em 2</w:t>
+            </w:r>
+          </w:p>
+          <w:p>
+            <w:pPr>
+              <w:spacing w:after="20" w:before="60"/>
+            </w:pPr>
+            <w:r>
+              <w:rPr>
+                <w:rFonts w:ascii="Calibri" w:cs="Calibri" w:eastAsia="Calibri" w:hAnsi="Calibri"/>
+                <w:b/>
+                <w:bCs/>
+                <w:color w:val="16212A"/>
+                <w:sz w:val="19"/>
+                <w:szCs w:val="19"/>
+              </w:rPr>
+              <w:t xml:space="preserve">1. </w:t>
+            </w:r>
+            <w:r>
+              <w:rPr>
+                <w:rFonts w:ascii="Calibri" w:cs="Calibri" w:eastAsia="Calibri" w:hAnsi="Calibri"/>
+                <w:b/>
+                <w:bCs/>
+                <w:color w:val="4A6B3F"/>
+                <w:sz w:val="14"/>
+                <w:szCs w:val="14"/>
+              </w:rPr>
+              <w:t xml:space="preserve">NOVO  </w:t>
+            </w:r>
+            <w:r>
+              <w:rPr>
+                <w:rFonts w:ascii="Calibri" w:cs="Calibri" w:eastAsia="Calibri" w:hAnsi="Calibri"/>
+                <w:color w:val="16212A"/>
+                <w:sz w:val="19"/>
+                <w:szCs w:val="19"/>
+              </w:rPr>
+              <w:t xml:space="preserve">O hino 438 tem fermata? Se tiver, como ela se executa?</w:t>
+            </w:r>
+          </w:p>
+          <w:p>
+            <w:pPr>
+              <w:pBdr>
+                <w:bottom w:val="dotted" w:color="AFBAC0" w:sz="6" w:space="2"/>
+              </w:pBdr>
+              <w:spacing w:after="0" w:before="200"/>
+              <w:ind w:left="340"/>
+            </w:pPr>
+            <w:r>
+              <w:rPr>
+                <w:sz w:val="20"/>
+                <w:szCs w:val="20"/>
+              </w:rPr>
+              <w:t xml:space="preserve"/>
+            </w:r>
+          </w:p>
+          <w:p>
+            <w:pPr>
+              <w:spacing w:after="20" w:before="60"/>
+            </w:pPr>
+            <w:r>
+              <w:rPr>
+                <w:rFonts w:ascii="Calibri" w:cs="Calibri" w:eastAsia="Calibri" w:hAnsi="Calibri"/>
+                <w:b/>
+                <w:bCs/>
+                <w:color w:val="16212A"/>
+                <w:sz w:val="19"/>
+                <w:szCs w:val="19"/>
+              </w:rPr>
+              <w:t xml:space="preserve">2. </w:t>
+            </w:r>
+            <w:r>
+              <w:rPr>
+                <w:rFonts w:ascii="Calibri" w:cs="Calibri" w:eastAsia="Calibri" w:hAnsi="Calibri"/>
+                <w:b/>
+                <w:bCs/>
+                <w:color w:val="4A6B3F"/>
+                <w:sz w:val="14"/>
+                <w:szCs w:val="14"/>
+              </w:rPr>
+              <w:t xml:space="preserve">NOVO  </w:t>
+            </w:r>
+            <w:r>
+              <w:rPr>
+                <w:rFonts w:ascii="Calibri" w:cs="Calibri" w:eastAsia="Calibri" w:hAnsi="Calibri"/>
+                <w:color w:val="16212A"/>
+                <w:sz w:val="19"/>
+                <w:szCs w:val="19"/>
+              </w:rPr>
+              <w:t xml:space="preserve">No hino 438, em 6/8, qual é a unidade de movimento?</w:t>
+            </w:r>
+          </w:p>
+          <w:p>
+            <w:pPr>
+              <w:pBdr>
+                <w:bottom w:val="dotted" w:color="AFBAC0" w:sz="6" w:space="2"/>
+              </w:pBdr>
+              <w:spacing w:after="0" w:before="200"/>
+              <w:ind w:left="340"/>
+            </w:pPr>
+            <w:r>
+              <w:rPr>
+                <w:sz w:val="20"/>
+                <w:szCs w:val="20"/>
+              </w:rPr>
+              <w:t xml:space="preserve"/>
+            </w:r>
+          </w:p>
+          <w:p>
+            <w:pPr>
+              <w:spacing w:after="20" w:before="60"/>
+            </w:pPr>
+            <w:r>
+              <w:rPr>
+                <w:rFonts w:ascii="Calibri" w:cs="Calibri" w:eastAsia="Calibri" w:hAnsi="Calibri"/>
+                <w:b/>
+                <w:bCs/>
+                <w:color w:val="16212A"/>
+                <w:sz w:val="19"/>
+                <w:szCs w:val="19"/>
+              </w:rPr>
+              <w:t xml:space="preserve">3. </w:t>
+            </w:r>
+            <w:r>
+              <w:rPr>
+                <w:rFonts w:ascii="Calibri" w:cs="Calibri" w:eastAsia="Calibri" w:hAnsi="Calibri"/>
+                <w:color w:val="16212A"/>
+                <w:sz w:val="19"/>
+                <w:szCs w:val="19"/>
+              </w:rPr>
+              <w:t xml:space="preserve">O hino 438 tem nota pontuada? Se tiver, mostre uma.</w:t>
+            </w:r>
+          </w:p>
+          <w:p>
+            <w:pPr>
+              <w:pBdr>
+                <w:bottom w:val="dotted" w:color="AFBAC0" w:sz="6" w:space="2"/>
+              </w:pBdr>
+              <w:spacing w:after="0" w:before="200"/>
+              <w:ind w:left="340"/>
+            </w:pPr>
+            <w:r>
+              <w:rPr>
+                <w:sz w:val="20"/>
+                <w:szCs w:val="20"/>
+              </w:rPr>
+              <w:t xml:space="preserve"/>
+            </w:r>
+          </w:p>
+          <w:p>
+            <w:pPr>
+              <w:spacing w:after="20" w:before="60"/>
+            </w:pPr>
+            <w:r>
+              <w:rPr>
+                <w:rFonts w:ascii="Calibri" w:cs="Calibri" w:eastAsia="Calibri" w:hAnsi="Calibri"/>
+                <w:b/>
+                <w:bCs/>
+                <w:color w:val="16212A"/>
+                <w:sz w:val="19"/>
+                <w:szCs w:val="19"/>
+              </w:rPr>
+              <w:t xml:space="preserve">4. </w:t>
+            </w:r>
+            <w:r>
+              <w:rPr>
+                <w:rFonts w:ascii="Calibri" w:cs="Calibri" w:eastAsia="Calibri" w:hAnsi="Calibri"/>
+                <w:color w:val="16212A"/>
+                <w:sz w:val="19"/>
+                <w:szCs w:val="19"/>
+              </w:rPr>
+              <w:t xml:space="preserve">Quantos sistemas tem o hino 438?</w:t>
+            </w:r>
+          </w:p>
+          <w:p>
+            <w:pPr>
+              <w:pBdr>
+                <w:bottom w:val="dotted" w:color="AFBAC0" w:sz="6" w:space="2"/>
+              </w:pBdr>
+              <w:spacing w:after="0" w:before="200"/>
+              <w:ind w:left="340"/>
+            </w:pPr>
+            <w:r>
+              <w:rPr>
+                <w:sz w:val="20"/>
+                <w:szCs w:val="20"/>
+              </w:rPr>
+              <w:t xml:space="preserve"/>
+            </w:r>
+          </w:p>
+          <w:p>
+            <w:pPr>
+              <w:spacing w:after="20" w:before="60"/>
+            </w:pPr>
+            <w:r>
+              <w:rPr>
+                <w:rFonts w:ascii="Calibri" w:cs="Calibri" w:eastAsia="Calibri" w:hAnsi="Calibri"/>
+                <w:b/>
+                <w:bCs/>
+                <w:color w:val="16212A"/>
+                <w:sz w:val="19"/>
+                <w:szCs w:val="19"/>
+              </w:rPr>
+              <w:t xml:space="preserve">5. </w:t>
+            </w:r>
+            <w:r>
+              <w:rPr>
+                <w:rFonts w:ascii="Calibri" w:cs="Calibri" w:eastAsia="Calibri" w:hAnsi="Calibri"/>
+                <w:color w:val="16212A"/>
+                <w:sz w:val="19"/>
+                <w:szCs w:val="19"/>
+              </w:rPr>
+              <w:t xml:space="preserve">Qual é a fórmula de compasso do hino 438? O que indica cada número?</w:t>
+            </w:r>
+          </w:p>
+          <w:p>
+            <w:pPr>
+              <w:pBdr>
+                <w:bottom w:val="dotted" w:color="AFBAC0" w:sz="6" w:space="2"/>
+              </w:pBdr>
+              <w:spacing w:after="0" w:before="200"/>
+              <w:ind w:left="340"/>
+            </w:pPr>
+            <w:r>
+              <w:rPr>
+                <w:sz w:val="20"/>
+                <w:szCs w:val="20"/>
+              </w:rPr>
+              <w:t xml:space="preserve"/>
+            </w:r>
+          </w:p>
+          <w:p>
+            <w:pPr>
+              <w:spacing w:after="20" w:before="60"/>
+            </w:pPr>
+            <w:r>
+              <w:rPr>
+                <w:rFonts w:ascii="Calibri" w:cs="Calibri" w:eastAsia="Calibri" w:hAnsi="Calibri"/>
+                <w:b/>
+                <w:bCs/>
+                <w:color w:val="16212A"/>
+                <w:sz w:val="19"/>
+                <w:szCs w:val="19"/>
+              </w:rPr>
+              <w:t xml:space="preserve">6. </w:t>
+            </w:r>
+            <w:r>
+              <w:rPr>
+                <w:rFonts w:ascii="Calibri" w:cs="Calibri" w:eastAsia="Calibri" w:hAnsi="Calibri"/>
+                <w:color w:val="16212A"/>
+                <w:sz w:val="19"/>
+                <w:szCs w:val="19"/>
+              </w:rPr>
+              <w:t xml:space="preserve">Em que clave está a pauta de cima do hino 438? E a de baixo?</w:t>
+            </w:r>
+          </w:p>
+          <w:p>
+            <w:pPr>
+              <w:pBdr>
+                <w:bottom w:val="dotted" w:color="AFBAC0" w:sz="6" w:space="2"/>
+              </w:pBdr>
+              <w:spacing w:after="0" w:before="200"/>
+              <w:ind w:left="340"/>
+            </w:pPr>
+            <w:r>
+              <w:rPr>
+                <w:sz w:val="20"/>
+                <w:szCs w:val="20"/>
+              </w:rPr>
+              <w:t xml:space="preserve"/>
+            </w:r>
+          </w:p>
+          <w:p>
+            <w:pPr>
+              <w:spacing w:after="20" w:before="60"/>
+            </w:pPr>
+            <w:r>
+              <w:rPr>
+                <w:rFonts w:ascii="Calibri" w:cs="Calibri" w:eastAsia="Calibri" w:hAnsi="Calibri"/>
+                <w:b/>
+                <w:bCs/>
+                <w:color w:val="16212A"/>
+                <w:sz w:val="19"/>
+                <w:szCs w:val="19"/>
+              </w:rPr>
+              <w:t xml:space="preserve">7. </w:t>
+            </w:r>
+            <w:r>
+              <w:rPr>
+                <w:rFonts w:ascii="Calibri" w:cs="Calibri" w:eastAsia="Calibri" w:hAnsi="Calibri"/>
+                <w:color w:val="16212A"/>
+                <w:sz w:val="19"/>
+                <w:szCs w:val="19"/>
+              </w:rPr>
+              <w:t xml:space="preserve">No hino 438, qual é a unidade de tempo e qual a unidade de compasso?</w:t>
+            </w:r>
+          </w:p>
+          <w:p>
+            <w:pPr>
+              <w:pBdr>
+                <w:bottom w:val="dotted" w:color="AFBAC0" w:sz="6" w:space="2"/>
+              </w:pBdr>
+              <w:spacing w:after="0" w:before="200"/>
+              <w:ind w:left="340"/>
+            </w:pPr>
+            <w:r>
+              <w:rPr>
+                <w:sz w:val="20"/>
+                <w:szCs w:val="20"/>
+              </w:rPr>
+              <w:t xml:space="preserve"/>
+            </w:r>
+          </w:p>
+        </w:tc>
+      </w:tr>
+    </w:tbl>
+    <w:p>
+      <w:pPr>
+        <w:spacing w:after="160"/>
+      </w:pPr>
+    </w:p>
+    <w:tbl>
+      <w:tblPr>
+        <w:tblW w:type="dxa" w:w="9350"/>
+        <w:tblBorders>
+          <w:top w:val="single" w:color="D6DCDA" w:sz="2"/>
+          <w:left w:val="single" w:color="4A6B3F" w:sz="18"/>
+          <w:bottom w:val="single" w:color="D6DCDA" w:sz="2"/>
+          <w:right w:val="single" w:color="D6DCDA" w:sz="2"/>
+          <w:insideH w:val="none" w:color="FFFFFF" w:sz="0"/>
+          <w:insideV w:val="none" w:color="FFFFFF" w:sz="0"/>
+        </w:tblBorders>
+      </w:tblPr>
+      <w:tblGrid>
+        <w:gridCol w:w="9350"/>
+      </w:tblGrid>
+      <w:tr>
+        <w:tc>
+          <w:tcPr>
+            <w:tcW w:type="dxa" w:w="9350"/>
+            <w:shd w:fill="F4F7F2" w:val="clear"/>
+            <w:tcMar>
+              <w:top w:type="dxa" w:w="140"/>
+              <w:left w:type="dxa" w:w="200"/>
+              <w:bottom w:type="dxa" w:w="140"/>
+              <w:right w:type="dxa" w:w="200"/>
+            </w:tcMar>
+          </w:tcPr>
+          <w:p>
+            <w:pPr>
+              <w:spacing w:after="80"/>
+            </w:pPr>
+            <w:r>
+              <w:rPr>
+                <w:rFonts w:ascii="Cambria" w:cs="Cambria" w:eastAsia="Cambria" w:hAnsi="Cambria"/>
+                <w:b/>
+                <w:bCs/>
+                <w:color w:val="16212A"/>
+                <w:sz w:val="23"/>
+                <w:szCs w:val="23"/>
+              </w:rPr>
+              <w:t xml:space="preserve">Hino 444  </w:t>
+            </w:r>
+            <w:r>
+              <w:rPr>
+                <w:rFonts w:ascii="Cambria" w:cs="Cambria" w:eastAsia="Cambria" w:hAnsi="Cambria"/>
+                <w:i/>
+                <w:iCs/>
+                <w:color w:val="5C6B75"/>
+                <w:sz w:val="18"/>
+                <w:szCs w:val="18"/>
+              </w:rPr>
+              <w:t xml:space="preserve">Ré maior · 3/4</w:t>
+            </w:r>
+          </w:p>
+          <w:p>
+            <w:pPr>
+              <w:spacing w:after="20" w:before="60"/>
+            </w:pPr>
+            <w:r>
+              <w:rPr>
+                <w:rFonts w:ascii="Calibri" w:cs="Calibri" w:eastAsia="Calibri" w:hAnsi="Calibri"/>
+                <w:b/>
+                <w:bCs/>
+                <w:color w:val="16212A"/>
+                <w:sz w:val="19"/>
+                <w:szCs w:val="19"/>
+              </w:rPr>
+              <w:t xml:space="preserve">1. </w:t>
+            </w:r>
+            <w:r>
+              <w:rPr>
+                <w:rFonts w:ascii="Calibri" w:cs="Calibri" w:eastAsia="Calibri" w:hAnsi="Calibri"/>
+                <w:b/>
+                <w:bCs/>
+                <w:color w:val="4A6B3F"/>
+                <w:sz w:val="14"/>
+                <w:szCs w:val="14"/>
+              </w:rPr>
+              <w:t xml:space="preserve">NOVO  </w:t>
+            </w:r>
+            <w:r>
+              <w:rPr>
+                <w:rFonts w:ascii="Calibri" w:cs="Calibri" w:eastAsia="Calibri" w:hAnsi="Calibri"/>
+                <w:color w:val="16212A"/>
+                <w:sz w:val="19"/>
+                <w:szCs w:val="19"/>
+              </w:rPr>
+              <w:t xml:space="preserve">O hino 444 tem fermata? Se tiver, como ela se executa?</w:t>
+            </w:r>
+          </w:p>
+          <w:p>
+            <w:pPr>
+              <w:pBdr>
+                <w:bottom w:val="dotted" w:color="AFBAC0" w:sz="6" w:space="2"/>
+              </w:pBdr>
+              <w:spacing w:after="0" w:before="200"/>
+              <w:ind w:left="340"/>
+            </w:pPr>
+            <w:r>
+              <w:rPr>
+                <w:sz w:val="20"/>
+                <w:szCs w:val="20"/>
+              </w:rPr>
+              <w:t xml:space="preserve"/>
+            </w:r>
+          </w:p>
+          <w:p>
+            <w:pPr>
+              <w:spacing w:after="20" w:before="60"/>
+            </w:pPr>
+            <w:r>
+              <w:rPr>
+                <w:rFonts w:ascii="Calibri" w:cs="Calibri" w:eastAsia="Calibri" w:hAnsi="Calibri"/>
+                <w:b/>
+                <w:bCs/>
+                <w:color w:val="16212A"/>
+                <w:sz w:val="19"/>
+                <w:szCs w:val="19"/>
+              </w:rPr>
+              <w:t xml:space="preserve">2. </w:t>
+            </w:r>
+            <w:r>
+              <w:rPr>
+                <w:rFonts w:ascii="Calibri" w:cs="Calibri" w:eastAsia="Calibri" w:hAnsi="Calibri"/>
+                <w:color w:val="16212A"/>
+                <w:sz w:val="19"/>
+                <w:szCs w:val="19"/>
+              </w:rPr>
+              <w:t xml:space="preserve">O hino 444 tem nota pontuada? Se tiver, mostre uma.</w:t>
+            </w:r>
+          </w:p>
+          <w:p>
+            <w:pPr>
+              <w:pBdr>
+                <w:bottom w:val="dotted" w:color="AFBAC0" w:sz="6" w:space="2"/>
+              </w:pBdr>
+              <w:spacing w:after="0" w:before="200"/>
+              <w:ind w:left="340"/>
+            </w:pPr>
+            <w:r>
+              <w:rPr>
+                <w:sz w:val="20"/>
+                <w:szCs w:val="20"/>
+              </w:rPr>
+              <w:t xml:space="preserve"/>
+            </w:r>
+          </w:p>
+          <w:p>
+            <w:pPr>
+              <w:spacing w:after="20" w:before="60"/>
+            </w:pPr>
+            <w:r>
+              <w:rPr>
+                <w:rFonts w:ascii="Calibri" w:cs="Calibri" w:eastAsia="Calibri" w:hAnsi="Calibri"/>
+                <w:b/>
+                <w:bCs/>
+                <w:color w:val="16212A"/>
+                <w:sz w:val="19"/>
+                <w:szCs w:val="19"/>
+              </w:rPr>
+              <w:t xml:space="preserve">3. </w:t>
+            </w:r>
+            <w:r>
+              <w:rPr>
+                <w:rFonts w:ascii="Calibri" w:cs="Calibri" w:eastAsia="Calibri" w:hAnsi="Calibri"/>
+                <w:color w:val="16212A"/>
+                <w:sz w:val="19"/>
+                <w:szCs w:val="19"/>
+              </w:rPr>
+              <w:t xml:space="preserve">Quantos sistemas tem o hino 444?</w:t>
+            </w:r>
+          </w:p>
+          <w:p>
+            <w:pPr>
+              <w:pBdr>
+                <w:bottom w:val="dotted" w:color="AFBAC0" w:sz="6" w:space="2"/>
+              </w:pBdr>
+              <w:spacing w:after="0" w:before="200"/>
+              <w:ind w:left="340"/>
+            </w:pPr>
+            <w:r>
+              <w:rPr>
+                <w:sz w:val="20"/>
+                <w:szCs w:val="20"/>
+              </w:rPr>
+              <w:t xml:space="preserve"/>
+            </w:r>
+          </w:p>
+          <w:p>
+            <w:pPr>
+              <w:spacing w:after="20" w:before="60"/>
+            </w:pPr>
+            <w:r>
+              <w:rPr>
+                <w:rFonts w:ascii="Calibri" w:cs="Calibri" w:eastAsia="Calibri" w:hAnsi="Calibri"/>
+                <w:b/>
+                <w:bCs/>
+                <w:color w:val="16212A"/>
+                <w:sz w:val="19"/>
+                <w:szCs w:val="19"/>
+              </w:rPr>
+              <w:t xml:space="preserve">4. </w:t>
+            </w:r>
+            <w:r>
+              <w:rPr>
+                <w:rFonts w:ascii="Calibri" w:cs="Calibri" w:eastAsia="Calibri" w:hAnsi="Calibri"/>
+                <w:color w:val="16212A"/>
+                <w:sz w:val="19"/>
+                <w:szCs w:val="19"/>
+              </w:rPr>
+              <w:t xml:space="preserve">Qual é a fórmula de compasso do hino 444? O que indica cada número?</w:t>
+            </w:r>
+          </w:p>
+          <w:p>
+            <w:pPr>
+              <w:pBdr>
+                <w:bottom w:val="dotted" w:color="AFBAC0" w:sz="6" w:space="2"/>
+              </w:pBdr>
+              <w:spacing w:after="0" w:before="200"/>
+              <w:ind w:left="340"/>
+            </w:pPr>
+            <w:r>
+              <w:rPr>
+                <w:sz w:val="20"/>
+                <w:szCs w:val="20"/>
+              </w:rPr>
+              <w:t xml:space="preserve"/>
+            </w:r>
+          </w:p>
+          <w:p>
+            <w:pPr>
+              <w:spacing w:after="20" w:before="60"/>
+            </w:pPr>
+            <w:r>
+              <w:rPr>
+                <w:rFonts w:ascii="Calibri" w:cs="Calibri" w:eastAsia="Calibri" w:hAnsi="Calibri"/>
+                <w:b/>
+                <w:bCs/>
+                <w:color w:val="16212A"/>
+                <w:sz w:val="19"/>
+                <w:szCs w:val="19"/>
+              </w:rPr>
+              <w:t xml:space="preserve">5. </w:t>
+            </w:r>
+            <w:r>
+              <w:rPr>
+                <w:rFonts w:ascii="Calibri" w:cs="Calibri" w:eastAsia="Calibri" w:hAnsi="Calibri"/>
+                <w:color w:val="16212A"/>
+                <w:sz w:val="19"/>
+                <w:szCs w:val="19"/>
+              </w:rPr>
+              <w:t xml:space="preserve">Em que clave está a pauta de cima do hino 444? E a de baixo?</w:t>
+            </w:r>
+          </w:p>
+          <w:p>
+            <w:pPr>
+              <w:pBdr>
+                <w:bottom w:val="dotted" w:color="AFBAC0" w:sz="6" w:space="2"/>
+              </w:pBdr>
+              <w:spacing w:after="0" w:before="200"/>
+              <w:ind w:left="340"/>
+            </w:pPr>
+            <w:r>
+              <w:rPr>
+                <w:sz w:val="20"/>
+                <w:szCs w:val="20"/>
+              </w:rPr>
+              <w:t xml:space="preserve"/>
+            </w:r>
+          </w:p>
+          <w:p>
+            <w:pPr>
+              <w:spacing w:after="20" w:before="60"/>
+            </w:pPr>
+            <w:r>
+              <w:rPr>
+                <w:rFonts w:ascii="Calibri" w:cs="Calibri" w:eastAsia="Calibri" w:hAnsi="Calibri"/>
+                <w:b/>
+                <w:bCs/>
+                <w:color w:val="16212A"/>
+                <w:sz w:val="19"/>
+                <w:szCs w:val="19"/>
+              </w:rPr>
+              <w:t xml:space="preserve">6. </w:t>
+            </w:r>
+            <w:r>
+              <w:rPr>
+                <w:rFonts w:ascii="Calibri" w:cs="Calibri" w:eastAsia="Calibri" w:hAnsi="Calibri"/>
+                <w:color w:val="16212A"/>
+                <w:sz w:val="19"/>
+                <w:szCs w:val="19"/>
+              </w:rPr>
+              <w:t xml:space="preserve">No hino 444, qual é a unidade de tempo e qual a unidade de compasso?</w:t>
+            </w:r>
+          </w:p>
+          <w:p>
+            <w:pPr>
+              <w:pBdr>
+                <w:bottom w:val="dotted" w:color="AFBAC0" w:sz="6" w:space="2"/>
+              </w:pBdr>
+              <w:spacing w:after="0" w:before="200"/>
+              <w:ind w:left="340"/>
+            </w:pPr>
+            <w:r>
+              <w:rPr>
+                <w:sz w:val="20"/>
+                <w:szCs w:val="20"/>
+              </w:rPr>
+              <w:t xml:space="preserve"/>
+            </w:r>
+          </w:p>
+          <w:p>
+            <w:pPr>
+              <w:spacing w:after="20" w:before="60"/>
+            </w:pPr>
+            <w:r>
+              <w:rPr>
+                <w:rFonts w:ascii="Calibri" w:cs="Calibri" w:eastAsia="Calibri" w:hAnsi="Calibri"/>
+                <w:b/>
+                <w:bCs/>
+                <w:color w:val="16212A"/>
+                <w:sz w:val="19"/>
+                <w:szCs w:val="19"/>
+              </w:rPr>
+              <w:t xml:space="preserve">7. </w:t>
+            </w:r>
+            <w:r>
+              <w:rPr>
+                <w:rFonts w:ascii="Calibri" w:cs="Calibri" w:eastAsia="Calibri" w:hAnsi="Calibri"/>
+                <w:color w:val="16212A"/>
+                <w:sz w:val="19"/>
+                <w:szCs w:val="19"/>
+              </w:rPr>
+              <w:t xml:space="preserve">Qual é a nota mais aguda do soprano no hino 444? Em que linha ou espaço ela está?</w:t>
+            </w:r>
+          </w:p>
+          <w:p>
+            <w:pPr>
+              <w:pBdr>
+                <w:bottom w:val="dotted" w:color="AFBAC0" w:sz="6" w:space="2"/>
+              </w:pBdr>
+              <w:spacing w:after="0" w:before="200"/>
+              <w:ind w:left="340"/>
+            </w:pPr>
+            <w:r>
+              <w:rPr>
+                <w:sz w:val="20"/>
+                <w:szCs w:val="20"/>
+              </w:rPr>
+              <w:t xml:space="preserve"/>
+            </w:r>
+          </w:p>
+        </w:tc>
+      </w:tr>
+    </w:tbl>
+    <w:p>
+      <w:pPr>
+        <w:spacing w:after="160"/>
+      </w:pPr>
     </w:p>
     <w:p>
       <w:pPr>
